--- a/tema-16-kinoteatr/etap-1/tema16-etap1-punkty1-3.docx
+++ b/tema-16-kinoteatr/etap-1/tema16-etap1-punkty1-3.docx
@@ -4,6 +4,7 @@
   <w:body>
     <w:p>
       <w:pPr>
+        <w:spacing w:after="80"/>
         <w:jc w:val="center"/>
       </w:pPr>
       <w:r>
@@ -11,34 +12,29 @@
           <w:rFonts w:ascii="Times New Roman" w:hAnsi="Times New Roman" w:eastAsia="Times New Roman"/>
           <w:b/>
           <w:i w:val="0"/>
-          <w:sz w:val="32"/>
+          <w:sz w:val="28"/>
         </w:rPr>
-        <w:t>Проектирование базы данных</w:t>
-        <w:br/>
         <w:t>Тема 16. Управление кинотеатром</w:t>
-        <w:br/>
-        <w:t>Этап 1. Сбор и анализ требований</w:t>
-        <w:br/>
-        <w:t>Пункты 1–3</w:t>
       </w:r>
     </w:p>
     <w:p>
       <w:pPr>
+        <w:spacing w:after="80"/>
         <w:jc w:val="center"/>
       </w:pPr>
       <w:r>
         <w:rPr>
           <w:rFonts w:ascii="Times New Roman" w:hAnsi="Times New Roman" w:eastAsia="Times New Roman"/>
-          <w:b w:val="0"/>
-          <w:i/>
-          <w:sz w:val="22"/>
+          <w:b/>
+          <w:i w:val="0"/>
+          <w:sz w:val="28"/>
         </w:rPr>
-        <w:t>По методичке Stage_1_theory: только три голубых пункта — изучение предметной области, роли пользователей, бизнес-правила.</w:t>
+        <w:t>Этап 1. Сбор и анализ требований (пункты 1–3)</w:t>
       </w:r>
     </w:p>
     <w:p>
       <w:pPr>
-        <w:pStyle w:val="Heading1"/>
+        <w:spacing w:after="80"/>
       </w:pPr>
       <w:r>
         <w:rPr>
@@ -46,23 +42,9 @@
           <w:b/>
           <w:i w:val="0"/>
           <w:color w:val="0070C0"/>
-          <w:sz w:val="28"/>
+          <w:sz w:val="26"/>
         </w:rPr>
         <w:t>1. Изучение предметной области</w:t>
-      </w:r>
-    </w:p>
-    <w:p>
-      <w:pPr>
-        <w:pStyle w:val="Heading2"/>
-      </w:pPr>
-      <w:r>
-        <w:rPr>
-          <w:rFonts w:ascii="Times New Roman" w:hAnsi="Times New Roman" w:eastAsia="Times New Roman"/>
-          <w:b/>
-          <w:i w:val="0"/>
-          <w:sz w:val="26"/>
-        </w:rPr>
-        <w:t>1.1. Описание</w:t>
       </w:r>
     </w:p>
     <w:p>
@@ -77,197 +59,12 @@
           <w:i w:val="0"/>
           <w:sz w:val="24"/>
         </w:rPr>
-        <w:t>Предметная область — управление кинотеатром: в залах идут сеансы фильмов, продаются билеты на конкретные места. Цена билета зависит от типа места и сеанса. Зритель видит афишу, схему зала и свободные места; администрация — выручку и заполняемость.</w:t>
-      </w:r>
-    </w:p>
-    <w:p>
-      <w:pPr>
-        <w:pStyle w:val="Heading2"/>
-      </w:pPr>
-      <w:r>
-        <w:rPr>
-          <w:rFonts w:ascii="Times New Roman" w:hAnsi="Times New Roman" w:eastAsia="Times New Roman"/>
-          <w:b/>
-          <w:i w:val="0"/>
-          <w:sz w:val="26"/>
-        </w:rPr>
-        <w:t>1.2. Участники процессов</w:t>
-      </w:r>
-    </w:p>
-    <w:tbl>
-      <w:tblPr>
-        <w:tblStyle w:val="TableGrid"/>
-        <w:tblW w:type="auto" w:w="0"/>
-        <w:tblLook w:firstColumn="1" w:firstRow="1" w:lastColumn="0" w:lastRow="0" w:noHBand="0" w:noVBand="1" w:val="04A0"/>
-      </w:tblPr>
-      <w:tblGrid>
-        <w:gridCol w:w="4986"/>
-        <w:gridCol w:w="4986"/>
-      </w:tblGrid>
-      <w:tr>
-        <w:tc>
-          <w:tcPr>
-            <w:tcW w:type="dxa" w:w="4986"/>
-          </w:tcPr>
-          <w:p>
-            <w:r/>
-            <w:r>
-              <w:rPr>
-                <w:rFonts w:ascii="Times New Roman" w:hAnsi="Times New Roman" w:eastAsia="Times New Roman"/>
-                <w:b/>
-                <w:i w:val="0"/>
-                <w:sz w:val="18"/>
-              </w:rPr>
-              <w:t>Роль</w:t>
-            </w:r>
-          </w:p>
-        </w:tc>
-        <w:tc>
-          <w:tcPr>
-            <w:tcW w:type="dxa" w:w="4986"/>
-          </w:tcPr>
-          <w:p>
-            <w:r/>
-            <w:r>
-              <w:rPr>
-                <w:rFonts w:ascii="Times New Roman" w:hAnsi="Times New Roman" w:eastAsia="Times New Roman"/>
-                <w:b/>
-                <w:i w:val="0"/>
-                <w:sz w:val="18"/>
-              </w:rPr>
-              <w:t>Кратко</w:t>
-            </w:r>
-          </w:p>
-        </w:tc>
-      </w:tr>
-      <w:tr>
-        <w:tc>
-          <w:tcPr>
-            <w:tcW w:type="dxa" w:w="4986"/>
-          </w:tcPr>
-          <w:p>
-            <w:r/>
-            <w:r>
-              <w:rPr>
-                <w:rFonts w:ascii="Times New Roman" w:hAnsi="Times New Roman" w:eastAsia="Times New Roman"/>
-                <w:b w:val="0"/>
-                <w:i w:val="0"/>
-                <w:sz w:val="18"/>
-              </w:rPr>
-              <w:t>Зритель</w:t>
-            </w:r>
-          </w:p>
-        </w:tc>
-        <w:tc>
-          <w:tcPr>
-            <w:tcW w:type="dxa" w:w="4986"/>
-          </w:tcPr>
-          <w:p>
-            <w:r/>
-            <w:r>
-              <w:rPr>
-                <w:rFonts w:ascii="Times New Roman" w:hAnsi="Times New Roman" w:eastAsia="Times New Roman"/>
-                <w:b w:val="0"/>
-                <w:i w:val="0"/>
-                <w:sz w:val="18"/>
-              </w:rPr>
-              <w:t>Покупает и просматривает билеты</w:t>
-            </w:r>
-          </w:p>
-        </w:tc>
-      </w:tr>
-      <w:tr>
-        <w:tc>
-          <w:tcPr>
-            <w:tcW w:type="dxa" w:w="4986"/>
-          </w:tcPr>
-          <w:p>
-            <w:r/>
-            <w:r>
-              <w:rPr>
-                <w:rFonts w:ascii="Times New Roman" w:hAnsi="Times New Roman" w:eastAsia="Times New Roman"/>
-                <w:b w:val="0"/>
-                <w:i w:val="0"/>
-                <w:sz w:val="18"/>
-              </w:rPr>
-              <w:t>Кассир</w:t>
-            </w:r>
-          </w:p>
-        </w:tc>
-        <w:tc>
-          <w:tcPr>
-            <w:tcW w:type="dxa" w:w="4986"/>
-          </w:tcPr>
-          <w:p>
-            <w:r/>
-            <w:r>
-              <w:rPr>
-                <w:rFonts w:ascii="Times New Roman" w:hAnsi="Times New Roman" w:eastAsia="Times New Roman"/>
-                <w:b w:val="0"/>
-                <w:i w:val="0"/>
-                <w:sz w:val="18"/>
-              </w:rPr>
-              <w:t>Оформляет продажу и возврат в кассе</w:t>
-            </w:r>
-          </w:p>
-        </w:tc>
-      </w:tr>
-      <w:tr>
-        <w:tc>
-          <w:tcPr>
-            <w:tcW w:type="dxa" w:w="4986"/>
-          </w:tcPr>
-          <w:p>
-            <w:r/>
-            <w:r>
-              <w:rPr>
-                <w:rFonts w:ascii="Times New Roman" w:hAnsi="Times New Roman" w:eastAsia="Times New Roman"/>
-                <w:b w:val="0"/>
-                <w:i w:val="0"/>
-                <w:sz w:val="18"/>
-              </w:rPr>
-              <w:t>Администратор</w:t>
-            </w:r>
-          </w:p>
-        </w:tc>
-        <w:tc>
-          <w:tcPr>
-            <w:tcW w:type="dxa" w:w="4986"/>
-          </w:tcPr>
-          <w:p>
-            <w:r/>
-            <w:r>
-              <w:rPr>
-                <w:rFonts w:ascii="Times New Roman" w:hAnsi="Times New Roman" w:eastAsia="Times New Roman"/>
-                <w:b w:val="0"/>
-                <w:i w:val="0"/>
-                <w:sz w:val="18"/>
-              </w:rPr>
-              <w:t>Управляет фильмами, залами, сеансами, отчётами</w:t>
-            </w:r>
-          </w:p>
-        </w:tc>
-      </w:tr>
-    </w:tbl>
-    <w:p/>
-    <w:p>
-      <w:pPr>
-        <w:pStyle w:val="Heading2"/>
-      </w:pPr>
-      <w:r>
-        <w:rPr>
-          <w:rFonts w:ascii="Times New Roman" w:hAnsi="Times New Roman" w:eastAsia="Times New Roman"/>
-          <w:b/>
-          <w:i w:val="0"/>
-          <w:sz w:val="26"/>
-        </w:rPr>
-        <w:t>1.3. Ключевые процессы</w:t>
+        <w:t>Кинотеатр показывает фильмы в нескольких залах. На каждый сеанс продают билеты на конкретные места. Цена зависит от того, какое место (обычное или VIP) и на какой сеанс идёт человек. Зритель в приложении смотрит афишу, схему зала и свободные места. Администрация смотрит, насколько зал заполнен и сколько денег принесли сеансы.</w:t>
       </w:r>
     </w:p>
     <w:p>
       <w:pPr>
         <w:spacing w:after="80"/>
-        <w:ind w:firstLine="567"/>
       </w:pPr>
       <w:r>
         <w:rPr>
@@ -276,7 +73,7 @@
           <w:i w:val="0"/>
           <w:sz w:val="24"/>
         </w:rPr>
-        <w:t>P1. Планирование сеанса</w:t>
+        <w:t>Кто участвует</w:t>
       </w:r>
     </w:p>
     <w:p>
@@ -290,7 +87,7 @@
           <w:i w:val="0"/>
           <w:sz w:val="24"/>
         </w:rPr>
-        <w:t>Кто: администратор.</w:t>
+        <w:t>Зритель — выбирает сеанс, покупает билет, иногда возвращает его.</w:t>
       </w:r>
     </w:p>
     <w:p>
@@ -304,7 +101,7 @@
           <w:i w:val="0"/>
           <w:sz w:val="24"/>
         </w:rPr>
-        <w:t>Что делает: выбирает фильм, зал, дату/время, задаёт базовую цену.</w:t>
+        <w:t>Кассир — продаёт и возвращает билеты на кассе, помогает найти свободные места.</w:t>
       </w:r>
     </w:p>
     <w:p>
@@ -318,21 +115,21 @@
           <w:i w:val="0"/>
           <w:sz w:val="24"/>
         </w:rPr>
-        <w:t>Порядок: фильм → проверка свободности зала → время и цена → сохранение сеанса.</w:t>
+        <w:t>Администратор — заводит фильмы и сеансы, настраивает залы, смотрит отчёты.</w:t>
       </w:r>
     </w:p>
     <w:p>
       <w:pPr>
-        <w:pStyle w:val="ListBullet"/>
+        <w:spacing w:after="80"/>
       </w:pPr>
       <w:r>
         <w:rPr>
           <w:rFonts w:ascii="Times New Roman" w:hAnsi="Times New Roman" w:eastAsia="Times New Roman"/>
-          <w:b w:val="0"/>
+          <w:b/>
           <w:i w:val="0"/>
           <w:sz w:val="24"/>
         </w:rPr>
-        <w:t>Что меняется в данных: появляется запись «Сеанс»; статус = «запланирован».</w:t>
+        <w:t>Основные процессы</w:t>
       </w:r>
     </w:p>
     <w:p>
@@ -343,67 +140,11 @@
       <w:r>
         <w:rPr>
           <w:rFonts w:ascii="Times New Roman" w:hAnsi="Times New Roman" w:eastAsia="Times New Roman"/>
-          <w:b/>
-          <w:i w:val="0"/>
-          <w:sz w:val="24"/>
-        </w:rPr>
-        <w:t>P2. Продажа билета</w:t>
-      </w:r>
-    </w:p>
-    <w:p>
-      <w:pPr>
-        <w:pStyle w:val="ListBullet"/>
-      </w:pPr>
-      <w:r>
-        <w:rPr>
-          <w:rFonts w:ascii="Times New Roman" w:hAnsi="Times New Roman" w:eastAsia="Times New Roman"/>
           <w:b w:val="0"/>
           <w:i w:val="0"/>
           <w:sz w:val="24"/>
         </w:rPr>
-        <w:t>Кто: зритель (онлайн) или кассир.</w:t>
-      </w:r>
-    </w:p>
-    <w:p>
-      <w:pPr>
-        <w:pStyle w:val="ListBullet"/>
-      </w:pPr>
-      <w:r>
-        <w:rPr>
-          <w:rFonts w:ascii="Times New Roman" w:hAnsi="Times New Roman" w:eastAsia="Times New Roman"/>
-          <w:b w:val="0"/>
-          <w:i w:val="0"/>
-          <w:sz w:val="24"/>
-        </w:rPr>
-        <w:t>Что делает: выбирает сеанс и свободные места, оформляет покупку.</w:t>
-      </w:r>
-    </w:p>
-    <w:p>
-      <w:pPr>
-        <w:pStyle w:val="ListBullet"/>
-      </w:pPr>
-      <w:r>
-        <w:rPr>
-          <w:rFonts w:ascii="Times New Roman" w:hAnsi="Times New Roman" w:eastAsia="Times New Roman"/>
-          <w:b w:val="0"/>
-          <w:i w:val="0"/>
-          <w:sz w:val="24"/>
-        </w:rPr>
-        <w:t>Порядок: поиск сеанса → схема зала → выбор мест → расчёт цены → оплата → билет.</w:t>
-      </w:r>
-    </w:p>
-    <w:p>
-      <w:pPr>
-        <w:pStyle w:val="ListBullet"/>
-      </w:pPr>
-      <w:r>
-        <w:rPr>
-          <w:rFonts w:ascii="Times New Roman" w:hAnsi="Times New Roman" w:eastAsia="Times New Roman"/>
-          <w:b w:val="0"/>
-          <w:i w:val="0"/>
-          <w:sz w:val="24"/>
-        </w:rPr>
-        <w:t>Что меняется в данных: записи «Билет» со статусом «продан»; места заняты на сеанс.</w:t>
+        <w:t>Планирование сеанса. Администратор берёт фильм из проката, выбирает зал и время, ставит базовую цену. Перед сохранением нужно убедиться, что в этом зале на это время уже ничего не стоит. В данных появляется новый сеанс со статусом «запланирован».</w:t>
       </w:r>
     </w:p>
     <w:p>
@@ -414,67 +155,11 @@
       <w:r>
         <w:rPr>
           <w:rFonts w:ascii="Times New Roman" w:hAnsi="Times New Roman" w:eastAsia="Times New Roman"/>
-          <w:b/>
-          <w:i w:val="0"/>
-          <w:sz w:val="24"/>
-        </w:rPr>
-        <w:t>P3. Возврат билета</w:t>
-      </w:r>
-    </w:p>
-    <w:p>
-      <w:pPr>
-        <w:pStyle w:val="ListBullet"/>
-      </w:pPr>
-      <w:r>
-        <w:rPr>
-          <w:rFonts w:ascii="Times New Roman" w:hAnsi="Times New Roman" w:eastAsia="Times New Roman"/>
           <w:b w:val="0"/>
           <w:i w:val="0"/>
           <w:sz w:val="24"/>
         </w:rPr>
-        <w:t>Кто: зритель или кассир.</w:t>
-      </w:r>
-    </w:p>
-    <w:p>
-      <w:pPr>
-        <w:pStyle w:val="ListBullet"/>
-      </w:pPr>
-      <w:r>
-        <w:rPr>
-          <w:rFonts w:ascii="Times New Roman" w:hAnsi="Times New Roman" w:eastAsia="Times New Roman"/>
-          <w:b w:val="0"/>
-          <w:i w:val="0"/>
-          <w:sz w:val="24"/>
-        </w:rPr>
-        <w:t>Что делает: аннулирует ранее проданный билет.</w:t>
-      </w:r>
-    </w:p>
-    <w:p>
-      <w:pPr>
-        <w:pStyle w:val="ListBullet"/>
-      </w:pPr>
-      <w:r>
-        <w:rPr>
-          <w:rFonts w:ascii="Times New Roman" w:hAnsi="Times New Roman" w:eastAsia="Times New Roman"/>
-          <w:b w:val="0"/>
-          <w:i w:val="0"/>
-          <w:sz w:val="24"/>
-        </w:rPr>
-        <w:t>Порядок: поиск билета → проверка срока возврата → статус «возвращён».</w:t>
-      </w:r>
-    </w:p>
-    <w:p>
-      <w:pPr>
-        <w:pStyle w:val="ListBullet"/>
-      </w:pPr>
-      <w:r>
-        <w:rPr>
-          <w:rFonts w:ascii="Times New Roman" w:hAnsi="Times New Roman" w:eastAsia="Times New Roman"/>
-          <w:b w:val="0"/>
-          <w:i w:val="0"/>
-          <w:sz w:val="24"/>
-        </w:rPr>
-        <w:t>Что меняется в данных: статус билета → «возвращён»; место снова свободно.</w:t>
+        <w:t>Продажа билета. Зритель (в приложении) или кассир (на кассе) выбирает сеанс, смотрит схему зала, отмечает свободные места и оплачивает. Цена считается как базовая цена сеанса, умноженная на коэффициент типа места. В данных появляются билеты со статусом «продан», а выбранные места на этот сеанс считаются занятыми.</w:t>
       </w:r>
     </w:p>
     <w:p>
@@ -485,67 +170,11 @@
       <w:r>
         <w:rPr>
           <w:rFonts w:ascii="Times New Roman" w:hAnsi="Times New Roman" w:eastAsia="Times New Roman"/>
-          <w:b/>
-          <w:i w:val="0"/>
-          <w:sz w:val="24"/>
-        </w:rPr>
-        <w:t>P4. Просмотр афиши и свободных мест</w:t>
-      </w:r>
-    </w:p>
-    <w:p>
-      <w:pPr>
-        <w:pStyle w:val="ListBullet"/>
-      </w:pPr>
-      <w:r>
-        <w:rPr>
-          <w:rFonts w:ascii="Times New Roman" w:hAnsi="Times New Roman" w:eastAsia="Times New Roman"/>
           <w:b w:val="0"/>
           <w:i w:val="0"/>
           <w:sz w:val="24"/>
         </w:rPr>
-        <w:t>Кто: зритель, кассир.</w:t>
-      </w:r>
-    </w:p>
-    <w:p>
-      <w:pPr>
-        <w:pStyle w:val="ListBullet"/>
-      </w:pPr>
-      <w:r>
-        <w:rPr>
-          <w:rFonts w:ascii="Times New Roman" w:hAnsi="Times New Roman" w:eastAsia="Times New Roman"/>
-          <w:b w:val="0"/>
-          <w:i w:val="0"/>
-          <w:sz w:val="24"/>
-        </w:rPr>
-        <w:t>Что делает: смотрит сеансы на дату и схему занятости.</w:t>
-      </w:r>
-    </w:p>
-    <w:p>
-      <w:pPr>
-        <w:pStyle w:val="ListBullet"/>
-      </w:pPr>
-      <w:r>
-        <w:rPr>
-          <w:rFonts w:ascii="Times New Roman" w:hAnsi="Times New Roman" w:eastAsia="Times New Roman"/>
-          <w:b w:val="0"/>
-          <w:i w:val="0"/>
-          <w:sz w:val="24"/>
-        </w:rPr>
-        <w:t>Порядок: дата/фильм → список сеансов → схема зала.</w:t>
-      </w:r>
-    </w:p>
-    <w:p>
-      <w:pPr>
-        <w:pStyle w:val="ListBullet"/>
-      </w:pPr>
-      <w:r>
-        <w:rPr>
-          <w:rFonts w:ascii="Times New Roman" w:hAnsi="Times New Roman" w:eastAsia="Times New Roman"/>
-          <w:b w:val="0"/>
-          <w:i w:val="0"/>
-          <w:sz w:val="24"/>
-        </w:rPr>
-        <w:t>Что меняется в данных: только чтение.</w:t>
+        <w:t>Возврат билета. Зритель или кассир находит билет и оформляет возврат, если ещё можно. Статус билета меняется на «возвращён», место снова становится свободным.</w:t>
       </w:r>
     </w:p>
     <w:p>
@@ -556,16 +185,17 @@
       <w:r>
         <w:rPr>
           <w:rFonts w:ascii="Times New Roman" w:hAnsi="Times New Roman" w:eastAsia="Times New Roman"/>
-          <w:b/>
+          <w:b w:val="0"/>
           <w:i w:val="0"/>
           <w:sz w:val="24"/>
         </w:rPr>
-        <w:t>P5. Отчёт по заполняемости и выручке</w:t>
+        <w:t>Просмотр афиши и мест. Зритель или кассир выбирает дату (и при желании фильм), смотрит список сеансов и открывает схему зала. Данные только читаются, ничего не меняется.</w:t>
       </w:r>
     </w:p>
     <w:p>
       <w:pPr>
-        <w:pStyle w:val="ListBullet"/>
+        <w:spacing w:after="80"/>
+        <w:ind w:firstLine="567"/>
       </w:pPr>
       <w:r>
         <w:rPr>
@@ -574,63 +204,21 @@
           <w:i w:val="0"/>
           <w:sz w:val="24"/>
         </w:rPr>
-        <w:t>Кто: администратор.</w:t>
+        <w:t>Отчёт по заполняемости и выручке. Администратор выбирает период или конкретный сеанс и смотрит, сколько мест занято и какая сумма продаж. Снова только чтение и подсчёты.</w:t>
       </w:r>
     </w:p>
     <w:p>
       <w:pPr>
-        <w:pStyle w:val="ListBullet"/>
-      </w:pPr>
-      <w:r>
-        <w:rPr>
-          <w:rFonts w:ascii="Times New Roman" w:hAnsi="Times New Roman" w:eastAsia="Times New Roman"/>
-          <w:b w:val="0"/>
-          <w:i w:val="0"/>
-          <w:sz w:val="24"/>
-        </w:rPr>
-        <w:t>Что делает: считает заполняемость и сумму продаж.</w:t>
-      </w:r>
-    </w:p>
-    <w:p>
-      <w:pPr>
-        <w:pStyle w:val="ListBullet"/>
-      </w:pPr>
-      <w:r>
-        <w:rPr>
-          <w:rFonts w:ascii="Times New Roman" w:hAnsi="Times New Roman" w:eastAsia="Times New Roman"/>
-          <w:b w:val="0"/>
-          <w:i w:val="0"/>
-          <w:sz w:val="24"/>
-        </w:rPr>
-        <w:t>Порядок: выбор периода → агрегация билетов → вывод метрик.</w:t>
-      </w:r>
-    </w:p>
-    <w:p>
-      <w:pPr>
-        <w:pStyle w:val="ListBullet"/>
-      </w:pPr>
-      <w:r>
-        <w:rPr>
-          <w:rFonts w:ascii="Times New Roman" w:hAnsi="Times New Roman" w:eastAsia="Times New Roman"/>
-          <w:b w:val="0"/>
-          <w:i w:val="0"/>
-          <w:sz w:val="24"/>
-        </w:rPr>
-        <w:t>Что меняется в данных: только чтение и агрегация.</w:t>
-      </w:r>
-    </w:p>
-    <w:p>
-      <w:pPr>
-        <w:pStyle w:val="Heading2"/>
+        <w:spacing w:after="80"/>
       </w:pPr>
       <w:r>
         <w:rPr>
           <w:rFonts w:ascii="Times New Roman" w:hAnsi="Times New Roman" w:eastAsia="Times New Roman"/>
           <w:b/>
           <w:i w:val="0"/>
-          <w:sz w:val="26"/>
+          <w:sz w:val="24"/>
         </w:rPr>
-        <w:t>1.4. Ограничения</w:t>
+        <w:t>Ограничения</w:t>
       </w:r>
     </w:p>
     <w:tbl>
@@ -675,7 +263,7 @@
                 <w:i w:val="0"/>
                 <w:sz w:val="18"/>
               </w:rPr>
-              <w:t>Ограничение</w:t>
+              <w:t>Что нельзя нарушать</w:t>
             </w:r>
           </w:p>
         </w:tc>
@@ -692,7 +280,7 @@
                 <w:i w:val="0"/>
                 <w:sz w:val="18"/>
               </w:rPr>
-              <w:t>Как реализуется</w:t>
+              <w:t>Как обычно закрывают</w:t>
             </w:r>
           </w:p>
         </w:tc>
@@ -728,7 +316,7 @@
                 <w:i w:val="0"/>
                 <w:sz w:val="18"/>
               </w:rPr>
-              <w:t>У сеанса есть фильм и зал</w:t>
+              <w:t>У сеанса всегда есть фильм и зал</w:t>
             </w:r>
           </w:p>
         </w:tc>
@@ -745,7 +333,7 @@
                 <w:i w:val="0"/>
                 <w:sz w:val="18"/>
               </w:rPr>
-              <w:t>NOT NULL, FK</w:t>
+              <w:t>NOT NULL, внешний ключ</w:t>
             </w:r>
           </w:p>
         </w:tc>
@@ -781,7 +369,7 @@
                 <w:i w:val="0"/>
                 <w:sz w:val="18"/>
               </w:rPr>
-              <w:t>У места есть зал и тип места</w:t>
+              <w:t>У места всегда есть зал и тип</w:t>
             </w:r>
           </w:p>
         </w:tc>
@@ -798,7 +386,7 @@
                 <w:i w:val="0"/>
                 <w:sz w:val="18"/>
               </w:rPr>
-              <w:t>NOT NULL, FK</w:t>
+              <w:t>NOT NULL, внешний ключ</w:t>
             </w:r>
           </w:p>
         </w:tc>
@@ -834,7 +422,7 @@
                 <w:i w:val="0"/>
                 <w:sz w:val="18"/>
               </w:rPr>
-              <w:t>Нельзя продать одно место на сеанс дважды</w:t>
+              <w:t>Одно место на один сеанс нельзя продать дважды</w:t>
             </w:r>
           </w:p>
         </w:tc>
@@ -851,7 +439,7 @@
                 <w:i w:val="0"/>
                 <w:sz w:val="18"/>
               </w:rPr>
-              <w:t>частичный UNIQUE / приложение</w:t>
+              <w:t>уникальность / проверка в приложении</w:t>
             </w:r>
           </w:p>
         </w:tc>
@@ -887,7 +475,7 @@
                 <w:i w:val="0"/>
                 <w:sz w:val="18"/>
               </w:rPr>
-              <w:t>Сеансы в зале не пересекаются по времени</w:t>
+              <w:t>В одном зале сеансы не должны накладываться по времени</w:t>
             </w:r>
           </w:p>
         </w:tc>
@@ -904,7 +492,7 @@
                 <w:i w:val="0"/>
                 <w:sz w:val="18"/>
               </w:rPr>
-              <w:t>триггер / приложение</w:t>
+              <w:t>триггер или проверка в приложении</w:t>
             </w:r>
           </w:p>
         </w:tc>
@@ -940,7 +528,7 @@
                 <w:i w:val="0"/>
                 <w:sz w:val="18"/>
               </w:rPr>
-              <w:t>Место билета принадлежит залу сеанса</w:t>
+              <w:t>Место в билете должно быть из зала этого сеанса</w:t>
             </w:r>
           </w:p>
         </w:tc>
@@ -957,7 +545,7 @@
                 <w:i w:val="0"/>
                 <w:sz w:val="18"/>
               </w:rPr>
-              <w:t>триггер / приложение</w:t>
+              <w:t>триггер или проверка в приложении</w:t>
             </w:r>
           </w:p>
         </w:tc>
@@ -993,7 +581,7 @@
                 <w:i w:val="0"/>
                 <w:sz w:val="18"/>
               </w:rPr>
-              <w:t>Цена билета и сеанса ≥ 0</w:t>
+              <w:t>Цена не бывает отрицательной</w:t>
             </w:r>
           </w:p>
         </w:tc>
@@ -1046,7 +634,7 @@
                 <w:i w:val="0"/>
                 <w:sz w:val="18"/>
               </w:rPr>
-              <w:t>(ряд, номер) уникальны в зале</w:t>
+              <w:t>В одном зале нет двух мест с одним рядом и номером</w:t>
             </w:r>
           </w:p>
         </w:tc>
@@ -1135,12 +723,12 @@
           <w:i w:val="0"/>
           <w:sz w:val="24"/>
         </w:rPr>
-        <w:t>Источники: логика процесса; физическая реальность (одно место — один зритель на сеанс); бизнес-политика (цена зависит от типа места и сеанса).</w:t>
+        <w:t>Откуда берутся правила: из самой логики работы кассы (нельзя вернуть то, что не продавали), из реальности (одно кресло — один человек на сеанс) и из политики кинотеатра (VIP дороже обычного места).</w:t>
       </w:r>
     </w:p>
     <w:p>
       <w:pPr>
-        <w:pStyle w:val="Heading1"/>
+        <w:spacing w:after="80"/>
       </w:pPr>
       <w:r>
         <w:rPr>
@@ -1148,7 +736,7 @@
           <w:b/>
           <w:i w:val="0"/>
           <w:color w:val="0070C0"/>
-          <w:sz w:val="28"/>
+          <w:sz w:val="26"/>
         </w:rPr>
         <w:t>2. Роли пользователей</w:t>
       </w:r>
@@ -1165,21 +753,21 @@
           <w:i w:val="0"/>
           <w:sz w:val="24"/>
         </w:rPr>
-        <w:t>Роль — набор прав и действий для типа пользователя. Для каждой роли: входные данные, результат в данных, ограничения.</w:t>
+        <w:t>Роль — это не конкретный человек, а набор того, что такому пользователю можно делать в системе.</w:t>
       </w:r>
     </w:p>
     <w:p>
       <w:pPr>
-        <w:pStyle w:val="Heading2"/>
+        <w:spacing w:after="80"/>
       </w:pPr>
       <w:r>
         <w:rPr>
           <w:rFonts w:ascii="Times New Roman" w:hAnsi="Times New Roman" w:eastAsia="Times New Roman"/>
           <w:b/>
           <w:i w:val="0"/>
-          <w:sz w:val="26"/>
+          <w:sz w:val="24"/>
         </w:rPr>
-        <w:t>2.1. Администратор</w:t>
+        <w:t>Администратор</w:t>
       </w:r>
     </w:p>
     <w:tbl>
@@ -1208,7 +796,7 @@
                 <w:i w:val="0"/>
                 <w:sz w:val="18"/>
               </w:rPr>
-              <w:t>Действие</w:t>
+              <w:t>Что делает</w:t>
             </w:r>
           </w:p>
         </w:tc>
@@ -1225,7 +813,7 @@
                 <w:i w:val="0"/>
                 <w:sz w:val="18"/>
               </w:rPr>
-              <w:t>Входные данные</w:t>
+              <w:t>Что нужно на входе</w:t>
             </w:r>
           </w:p>
         </w:tc>
@@ -1242,7 +830,7 @@
                 <w:i w:val="0"/>
                 <w:sz w:val="18"/>
               </w:rPr>
-              <w:t>Результат</w:t>
+              <w:t>Что получается</w:t>
             </w:r>
           </w:p>
         </w:tc>
@@ -1259,7 +847,7 @@
                 <w:i w:val="0"/>
                 <w:sz w:val="18"/>
               </w:rPr>
-              <w:t>Ограничения</w:t>
+              <w:t>Чего нельзя</w:t>
             </w:r>
           </w:p>
         </w:tc>
@@ -1278,7 +866,7 @@
                 <w:i w:val="0"/>
                 <w:sz w:val="18"/>
               </w:rPr>
-              <w:t>Добавить/изменить фильм</w:t>
+              <w:t>Добавляет или правит фильм</w:t>
             </w:r>
           </w:p>
         </w:tc>
@@ -1312,7 +900,7 @@
                 <w:i w:val="0"/>
                 <w:sz w:val="18"/>
               </w:rPr>
-              <w:t>запись «Фильм»</w:t>
+              <w:t>фильм появляется / обновляется в каталоге</w:t>
             </w:r>
           </w:p>
         </w:tc>
@@ -1329,7 +917,7 @@
                 <w:i w:val="0"/>
                 <w:sz w:val="18"/>
               </w:rPr>
-              <w:t>длительность &gt; 0</w:t>
+              <w:t>длительность должна быть больше нуля</w:t>
             </w:r>
           </w:p>
         </w:tc>
@@ -1348,7 +936,7 @@
                 <w:i w:val="0"/>
                 <w:sz w:val="18"/>
               </w:rPr>
-              <w:t>Настроить зал и места</w:t>
+              <w:t>Настраивает зал и места</w:t>
             </w:r>
           </w:p>
         </w:tc>
@@ -1365,7 +953,7 @@
                 <w:i w:val="0"/>
                 <w:sz w:val="18"/>
               </w:rPr>
-              <w:t>зал, ряды/номера, типы мест</w:t>
+              <w:t>название зала, ряды и номера, типы мест</w:t>
             </w:r>
           </w:p>
         </w:tc>
@@ -1382,7 +970,7 @@
                 <w:i w:val="0"/>
                 <w:sz w:val="18"/>
               </w:rPr>
-              <w:t>Зал, Место, Тип места</w:t>
+              <w:t>появляются зал и места</w:t>
             </w:r>
           </w:p>
         </w:tc>
@@ -1399,7 +987,7 @@
                 <w:i w:val="0"/>
                 <w:sz w:val="18"/>
               </w:rPr>
-              <w:t>(ряд, номер) уникальны</w:t>
+              <w:t>в одном зале нельзя два одинаковых «ряд + номер»</w:t>
             </w:r>
           </w:p>
         </w:tc>
@@ -1418,7 +1006,7 @@
                 <w:i w:val="0"/>
                 <w:sz w:val="18"/>
               </w:rPr>
-              <w:t>Создать сеанс</w:t>
+              <w:t>Создаёт сеанс</w:t>
             </w:r>
           </w:p>
         </w:tc>
@@ -1435,7 +1023,7 @@
                 <w:i w:val="0"/>
                 <w:sz w:val="18"/>
               </w:rPr>
-              <w:t>фильм, зал, время, цена</w:t>
+              <w:t>фильм, зал, время начала и конца, цена</w:t>
             </w:r>
           </w:p>
         </w:tc>
@@ -1452,7 +1040,7 @@
                 <w:i w:val="0"/>
                 <w:sz w:val="18"/>
               </w:rPr>
-              <w:t>запись «Сеанс»</w:t>
+              <w:t>появляется сеанс</w:t>
             </w:r>
           </w:p>
         </w:tc>
@@ -1469,7 +1057,7 @@
                 <w:i w:val="0"/>
                 <w:sz w:val="18"/>
               </w:rPr>
-              <w:t>нет пересечений; конец &gt; начала</w:t>
+              <w:t>зал не должен быть занят; конец позже начала; цена ≥ 0</w:t>
             </w:r>
           </w:p>
         </w:tc>
@@ -1488,7 +1076,7 @@
                 <w:i w:val="0"/>
                 <w:sz w:val="18"/>
               </w:rPr>
-              <w:t>Отменить сеанс</w:t>
+              <w:t>Отменяет сеанс</w:t>
             </w:r>
           </w:p>
         </w:tc>
@@ -1505,7 +1093,7 @@
                 <w:i w:val="0"/>
                 <w:sz w:val="18"/>
               </w:rPr>
-              <w:t>id сеанса</w:t>
+              <w:t>какой сеанс</w:t>
             </w:r>
           </w:p>
         </w:tc>
@@ -1522,7 +1110,7 @@
                 <w:i w:val="0"/>
                 <w:sz w:val="18"/>
               </w:rPr>
-              <w:t>статус «отменён»</w:t>
+              <w:t>статус становится «отменён»</w:t>
             </w:r>
           </w:p>
         </w:tc>
@@ -1539,7 +1127,7 @@
                 <w:i w:val="0"/>
                 <w:sz w:val="18"/>
               </w:rPr>
-              <w:t>учёт политики возвратов</w:t>
+              <w:t>нужно понимать, что делать с уже проданными билетами</w:t>
             </w:r>
           </w:p>
         </w:tc>
@@ -1558,7 +1146,7 @@
                 <w:i w:val="0"/>
                 <w:sz w:val="18"/>
               </w:rPr>
-              <w:t>Смотреть отчёты</w:t>
+              <w:t>Смотрит отчёты</w:t>
             </w:r>
           </w:p>
         </w:tc>
@@ -1575,7 +1163,7 @@
                 <w:i w:val="0"/>
                 <w:sz w:val="18"/>
               </w:rPr>
-              <w:t>период, фильтры</w:t>
+              <w:t>период, зал или фильм</w:t>
             </w:r>
           </w:p>
         </w:tc>
@@ -1592,7 +1180,7 @@
                 <w:i w:val="0"/>
                 <w:sz w:val="18"/>
               </w:rPr>
-              <w:t>выручка, заполняемость</w:t>
+              <w:t>видит выручку и заполняемость</w:t>
             </w:r>
           </w:p>
         </w:tc>
@@ -1628,7 +1216,7 @@
                 <w:i w:val="0"/>
                 <w:sz w:val="18"/>
               </w:rPr>
-              <w:t>Управлять сотрудниками</w:t>
+              <w:t>Ведёт сотрудников</w:t>
             </w:r>
           </w:p>
         </w:tc>
@@ -1662,7 +1250,7 @@
                 <w:i w:val="0"/>
                 <w:sz w:val="18"/>
               </w:rPr>
-              <w:t>запись «Сотрудник»</w:t>
+              <w:t>сотрудник появляется в системе</w:t>
             </w:r>
           </w:p>
         </w:tc>
@@ -1679,7 +1267,7 @@
                 <w:i w:val="0"/>
                 <w:sz w:val="18"/>
               </w:rPr>
-              <w:t>логин уникален</w:t>
+              <w:t>логин не должен повторяться</w:t>
             </w:r>
           </w:p>
         </w:tc>
@@ -1688,16 +1276,16 @@
     <w:p/>
     <w:p>
       <w:pPr>
-        <w:pStyle w:val="Heading2"/>
+        <w:spacing w:after="80"/>
       </w:pPr>
       <w:r>
         <w:rPr>
           <w:rFonts w:ascii="Times New Roman" w:hAnsi="Times New Roman" w:eastAsia="Times New Roman"/>
           <w:b/>
           <w:i w:val="0"/>
-          <w:sz w:val="26"/>
+          <w:sz w:val="24"/>
         </w:rPr>
-        <w:t>2.2. Кассир</w:t>
+        <w:t>Кассир</w:t>
       </w:r>
     </w:p>
     <w:tbl>
@@ -1726,7 +1314,7 @@
                 <w:i w:val="0"/>
                 <w:sz w:val="18"/>
               </w:rPr>
-              <w:t>Действие</w:t>
+              <w:t>Что делает</w:t>
             </w:r>
           </w:p>
         </w:tc>
@@ -1743,7 +1331,7 @@
                 <w:i w:val="0"/>
                 <w:sz w:val="18"/>
               </w:rPr>
-              <w:t>Входные данные</w:t>
+              <w:t>Что нужно на входе</w:t>
             </w:r>
           </w:p>
         </w:tc>
@@ -1760,7 +1348,7 @@
                 <w:i w:val="0"/>
                 <w:sz w:val="18"/>
               </w:rPr>
-              <w:t>Результат</w:t>
+              <w:t>Что получается</w:t>
             </w:r>
           </w:p>
         </w:tc>
@@ -1777,7 +1365,7 @@
                 <w:i w:val="0"/>
                 <w:sz w:val="18"/>
               </w:rPr>
-              <w:t>Ограничения</w:t>
+              <w:t>Чего нельзя</w:t>
             </w:r>
           </w:p>
         </w:tc>
@@ -1796,7 +1384,7 @@
                 <w:i w:val="0"/>
                 <w:sz w:val="18"/>
               </w:rPr>
-              <w:t>Найти сеанс</w:t>
+              <w:t>Ищет сеанс</w:t>
             </w:r>
           </w:p>
         </w:tc>
@@ -1813,7 +1401,455 @@
                 <w:i w:val="0"/>
                 <w:sz w:val="18"/>
               </w:rPr>
-              <w:t>дата, фильм, зал</w:t>
+              <w:t>дата, фильм или зал</w:t>
+            </w:r>
+          </w:p>
+        </w:tc>
+        <w:tc>
+          <w:tcPr>
+            <w:tcW w:type="dxa" w:w="2493"/>
+          </w:tcPr>
+          <w:p>
+            <w:r/>
+            <w:r>
+              <w:rPr>
+                <w:rFonts w:ascii="Times New Roman" w:hAnsi="Times New Roman" w:eastAsia="Times New Roman"/>
+                <w:b w:val="0"/>
+                <w:i w:val="0"/>
+                <w:sz w:val="18"/>
+              </w:rPr>
+              <w:t>список подходящих сеансов</w:t>
+            </w:r>
+          </w:p>
+        </w:tc>
+        <w:tc>
+          <w:tcPr>
+            <w:tcW w:type="dxa" w:w="2493"/>
+          </w:tcPr>
+          <w:p>
+            <w:r/>
+            <w:r>
+              <w:rPr>
+                <w:rFonts w:ascii="Times New Roman" w:hAnsi="Times New Roman" w:eastAsia="Times New Roman"/>
+                <w:b w:val="0"/>
+                <w:i w:val="0"/>
+                <w:sz w:val="18"/>
+              </w:rPr>
+              <w:t>—</w:t>
+            </w:r>
+          </w:p>
+        </w:tc>
+      </w:tr>
+      <w:tr>
+        <w:tc>
+          <w:tcPr>
+            <w:tcW w:type="dxa" w:w="2493"/>
+          </w:tcPr>
+          <w:p>
+            <w:r/>
+            <w:r>
+              <w:rPr>
+                <w:rFonts w:ascii="Times New Roman" w:hAnsi="Times New Roman" w:eastAsia="Times New Roman"/>
+                <w:b w:val="0"/>
+                <w:i w:val="0"/>
+                <w:sz w:val="18"/>
+              </w:rPr>
+              <w:t>Смотрит свободные места</w:t>
+            </w:r>
+          </w:p>
+        </w:tc>
+        <w:tc>
+          <w:tcPr>
+            <w:tcW w:type="dxa" w:w="2493"/>
+          </w:tcPr>
+          <w:p>
+            <w:r/>
+            <w:r>
+              <w:rPr>
+                <w:rFonts w:ascii="Times New Roman" w:hAnsi="Times New Roman" w:eastAsia="Times New Roman"/>
+                <w:b w:val="0"/>
+                <w:i w:val="0"/>
+                <w:sz w:val="18"/>
+              </w:rPr>
+              <w:t>выбранный сеанс</w:t>
+            </w:r>
+          </w:p>
+        </w:tc>
+        <w:tc>
+          <w:tcPr>
+            <w:tcW w:type="dxa" w:w="2493"/>
+          </w:tcPr>
+          <w:p>
+            <w:r/>
+            <w:r>
+              <w:rPr>
+                <w:rFonts w:ascii="Times New Roman" w:hAnsi="Times New Roman" w:eastAsia="Times New Roman"/>
+                <w:b w:val="0"/>
+                <w:i w:val="0"/>
+                <w:sz w:val="18"/>
+              </w:rPr>
+              <w:t>схема зала с занятостью</w:t>
+            </w:r>
+          </w:p>
+        </w:tc>
+        <w:tc>
+          <w:tcPr>
+            <w:tcW w:type="dxa" w:w="2493"/>
+          </w:tcPr>
+          <w:p>
+            <w:r/>
+            <w:r>
+              <w:rPr>
+                <w:rFonts w:ascii="Times New Roman" w:hAnsi="Times New Roman" w:eastAsia="Times New Roman"/>
+                <w:b w:val="0"/>
+                <w:i w:val="0"/>
+                <w:sz w:val="18"/>
+              </w:rPr>
+              <w:t>—</w:t>
+            </w:r>
+          </w:p>
+        </w:tc>
+      </w:tr>
+      <w:tr>
+        <w:tc>
+          <w:tcPr>
+            <w:tcW w:type="dxa" w:w="2493"/>
+          </w:tcPr>
+          <w:p>
+            <w:r/>
+            <w:r>
+              <w:rPr>
+                <w:rFonts w:ascii="Times New Roman" w:hAnsi="Times New Roman" w:eastAsia="Times New Roman"/>
+                <w:b w:val="0"/>
+                <w:i w:val="0"/>
+                <w:sz w:val="18"/>
+              </w:rPr>
+              <w:t>Продаёт билет</w:t>
+            </w:r>
+          </w:p>
+        </w:tc>
+        <w:tc>
+          <w:tcPr>
+            <w:tcW w:type="dxa" w:w="2493"/>
+          </w:tcPr>
+          <w:p>
+            <w:r/>
+            <w:r>
+              <w:rPr>
+                <w:rFonts w:ascii="Times New Roman" w:hAnsi="Times New Roman" w:eastAsia="Times New Roman"/>
+                <w:b w:val="0"/>
+                <w:i w:val="0"/>
+                <w:sz w:val="18"/>
+              </w:rPr>
+              <w:t>сеанс, места, при необходимости данные зрителя</w:t>
+            </w:r>
+          </w:p>
+        </w:tc>
+        <w:tc>
+          <w:tcPr>
+            <w:tcW w:type="dxa" w:w="2493"/>
+          </w:tcPr>
+          <w:p>
+            <w:r/>
+            <w:r>
+              <w:rPr>
+                <w:rFonts w:ascii="Times New Roman" w:hAnsi="Times New Roman" w:eastAsia="Times New Roman"/>
+                <w:b w:val="0"/>
+                <w:i w:val="0"/>
+                <w:sz w:val="18"/>
+              </w:rPr>
+              <w:t>билет со статусом «продан»</w:t>
+            </w:r>
+          </w:p>
+        </w:tc>
+        <w:tc>
+          <w:tcPr>
+            <w:tcW w:type="dxa" w:w="2493"/>
+          </w:tcPr>
+          <w:p>
+            <w:r/>
+            <w:r>
+              <w:rPr>
+                <w:rFonts w:ascii="Times New Roman" w:hAnsi="Times New Roman" w:eastAsia="Times New Roman"/>
+                <w:b w:val="0"/>
+                <w:i w:val="0"/>
+                <w:sz w:val="18"/>
+              </w:rPr>
+              <w:t>место уже занято; сеанс отменён</w:t>
+            </w:r>
+          </w:p>
+        </w:tc>
+      </w:tr>
+      <w:tr>
+        <w:tc>
+          <w:tcPr>
+            <w:tcW w:type="dxa" w:w="2493"/>
+          </w:tcPr>
+          <w:p>
+            <w:r/>
+            <w:r>
+              <w:rPr>
+                <w:rFonts w:ascii="Times New Roman" w:hAnsi="Times New Roman" w:eastAsia="Times New Roman"/>
+                <w:b w:val="0"/>
+                <w:i w:val="0"/>
+                <w:sz w:val="18"/>
+              </w:rPr>
+              <w:t>Возвращает билет</w:t>
+            </w:r>
+          </w:p>
+        </w:tc>
+        <w:tc>
+          <w:tcPr>
+            <w:tcW w:type="dxa" w:w="2493"/>
+          </w:tcPr>
+          <w:p>
+            <w:r/>
+            <w:r>
+              <w:rPr>
+                <w:rFonts w:ascii="Times New Roman" w:hAnsi="Times New Roman" w:eastAsia="Times New Roman"/>
+                <w:b w:val="0"/>
+                <w:i w:val="0"/>
+                <w:sz w:val="18"/>
+              </w:rPr>
+              <w:t>номер / id билета</w:t>
+            </w:r>
+          </w:p>
+        </w:tc>
+        <w:tc>
+          <w:tcPr>
+            <w:tcW w:type="dxa" w:w="2493"/>
+          </w:tcPr>
+          <w:p>
+            <w:r/>
+            <w:r>
+              <w:rPr>
+                <w:rFonts w:ascii="Times New Roman" w:hAnsi="Times New Roman" w:eastAsia="Times New Roman"/>
+                <w:b w:val="0"/>
+                <w:i w:val="0"/>
+                <w:sz w:val="18"/>
+              </w:rPr>
+              <w:t>статус «возвращён»</w:t>
+            </w:r>
+          </w:p>
+        </w:tc>
+        <w:tc>
+          <w:tcPr>
+            <w:tcW w:type="dxa" w:w="2493"/>
+          </w:tcPr>
+          <w:p>
+            <w:r/>
+            <w:r>
+              <w:rPr>
+                <w:rFonts w:ascii="Times New Roman" w:hAnsi="Times New Roman" w:eastAsia="Times New Roman"/>
+                <w:b w:val="0"/>
+                <w:i w:val="0"/>
+                <w:sz w:val="18"/>
+              </w:rPr>
+              <w:t>билет ещё не был продан или срок возврата вышел</w:t>
+            </w:r>
+          </w:p>
+        </w:tc>
+      </w:tr>
+      <w:tr>
+        <w:tc>
+          <w:tcPr>
+            <w:tcW w:type="dxa" w:w="2493"/>
+          </w:tcPr>
+          <w:p>
+            <w:r/>
+            <w:r>
+              <w:rPr>
+                <w:rFonts w:ascii="Times New Roman" w:hAnsi="Times New Roman" w:eastAsia="Times New Roman"/>
+                <w:b w:val="0"/>
+                <w:i w:val="0"/>
+                <w:sz w:val="18"/>
+              </w:rPr>
+              <w:t>Выдаёт билет зрителю</w:t>
+            </w:r>
+          </w:p>
+        </w:tc>
+        <w:tc>
+          <w:tcPr>
+            <w:tcW w:type="dxa" w:w="2493"/>
+          </w:tcPr>
+          <w:p>
+            <w:r/>
+            <w:r>
+              <w:rPr>
+                <w:rFonts w:ascii="Times New Roman" w:hAnsi="Times New Roman" w:eastAsia="Times New Roman"/>
+                <w:b w:val="0"/>
+                <w:i w:val="0"/>
+                <w:sz w:val="18"/>
+              </w:rPr>
+              <w:t>билет</w:t>
+            </w:r>
+          </w:p>
+        </w:tc>
+        <w:tc>
+          <w:tcPr>
+            <w:tcW w:type="dxa" w:w="2493"/>
+          </w:tcPr>
+          <w:p>
+            <w:r/>
+            <w:r>
+              <w:rPr>
+                <w:rFonts w:ascii="Times New Roman" w:hAnsi="Times New Roman" w:eastAsia="Times New Roman"/>
+                <w:b w:val="0"/>
+                <w:i w:val="0"/>
+                <w:sz w:val="18"/>
+              </w:rPr>
+              <w:t>зритель получает билет</w:t>
+            </w:r>
+          </w:p>
+        </w:tc>
+        <w:tc>
+          <w:tcPr>
+            <w:tcW w:type="dxa" w:w="2493"/>
+          </w:tcPr>
+          <w:p>
+            <w:r/>
+            <w:r>
+              <w:rPr>
+                <w:rFonts w:ascii="Times New Roman" w:hAnsi="Times New Roman" w:eastAsia="Times New Roman"/>
+                <w:b w:val="0"/>
+                <w:i w:val="0"/>
+                <w:sz w:val="18"/>
+              </w:rPr>
+              <w:t>билет должен быть действующим</w:t>
+            </w:r>
+          </w:p>
+        </w:tc>
+      </w:tr>
+    </w:tbl>
+    <w:p/>
+    <w:p>
+      <w:pPr>
+        <w:spacing w:after="80"/>
+      </w:pPr>
+      <w:r>
+        <w:rPr>
+          <w:rFonts w:ascii="Times New Roman" w:hAnsi="Times New Roman" w:eastAsia="Times New Roman"/>
+          <w:b/>
+          <w:i w:val="0"/>
+          <w:sz w:val="24"/>
+        </w:rPr>
+        <w:t>Зритель</w:t>
+      </w:r>
+    </w:p>
+    <w:tbl>
+      <w:tblPr>
+        <w:tblStyle w:val="TableGrid"/>
+        <w:tblW w:type="auto" w:w="0"/>
+        <w:tblLook w:firstColumn="1" w:firstRow="1" w:lastColumn="0" w:lastRow="0" w:noHBand="0" w:noVBand="1" w:val="04A0"/>
+      </w:tblPr>
+      <w:tblGrid>
+        <w:gridCol w:w="2493"/>
+        <w:gridCol w:w="2493"/>
+        <w:gridCol w:w="2493"/>
+        <w:gridCol w:w="2493"/>
+      </w:tblGrid>
+      <w:tr>
+        <w:tc>
+          <w:tcPr>
+            <w:tcW w:type="dxa" w:w="2493"/>
+          </w:tcPr>
+          <w:p>
+            <w:r/>
+            <w:r>
+              <w:rPr>
+                <w:rFonts w:ascii="Times New Roman" w:hAnsi="Times New Roman" w:eastAsia="Times New Roman"/>
+                <w:b/>
+                <w:i w:val="0"/>
+                <w:sz w:val="18"/>
+              </w:rPr>
+              <w:t>Что делает</w:t>
+            </w:r>
+          </w:p>
+        </w:tc>
+        <w:tc>
+          <w:tcPr>
+            <w:tcW w:type="dxa" w:w="2493"/>
+          </w:tcPr>
+          <w:p>
+            <w:r/>
+            <w:r>
+              <w:rPr>
+                <w:rFonts w:ascii="Times New Roman" w:hAnsi="Times New Roman" w:eastAsia="Times New Roman"/>
+                <w:b/>
+                <w:i w:val="0"/>
+                <w:sz w:val="18"/>
+              </w:rPr>
+              <w:t>Что нужно на входе</w:t>
+            </w:r>
+          </w:p>
+        </w:tc>
+        <w:tc>
+          <w:tcPr>
+            <w:tcW w:type="dxa" w:w="2493"/>
+          </w:tcPr>
+          <w:p>
+            <w:r/>
+            <w:r>
+              <w:rPr>
+                <w:rFonts w:ascii="Times New Roman" w:hAnsi="Times New Roman" w:eastAsia="Times New Roman"/>
+                <w:b/>
+                <w:i w:val="0"/>
+                <w:sz w:val="18"/>
+              </w:rPr>
+              <w:t>Что получается</w:t>
+            </w:r>
+          </w:p>
+        </w:tc>
+        <w:tc>
+          <w:tcPr>
+            <w:tcW w:type="dxa" w:w="2493"/>
+          </w:tcPr>
+          <w:p>
+            <w:r/>
+            <w:r>
+              <w:rPr>
+                <w:rFonts w:ascii="Times New Roman" w:hAnsi="Times New Roman" w:eastAsia="Times New Roman"/>
+                <w:b/>
+                <w:i w:val="0"/>
+                <w:sz w:val="18"/>
+              </w:rPr>
+              <w:t>Чего нельзя</w:t>
+            </w:r>
+          </w:p>
+        </w:tc>
+      </w:tr>
+      <w:tr>
+        <w:tc>
+          <w:tcPr>
+            <w:tcW w:type="dxa" w:w="2493"/>
+          </w:tcPr>
+          <w:p>
+            <w:r/>
+            <w:r>
+              <w:rPr>
+                <w:rFonts w:ascii="Times New Roman" w:hAnsi="Times New Roman" w:eastAsia="Times New Roman"/>
+                <w:b w:val="0"/>
+                <w:i w:val="0"/>
+                <w:sz w:val="18"/>
+              </w:rPr>
+              <w:t>Смотрит афишу</w:t>
+            </w:r>
+          </w:p>
+        </w:tc>
+        <w:tc>
+          <w:tcPr>
+            <w:tcW w:type="dxa" w:w="2493"/>
+          </w:tcPr>
+          <w:p>
+            <w:r/>
+            <w:r>
+              <w:rPr>
+                <w:rFonts w:ascii="Times New Roman" w:hAnsi="Times New Roman" w:eastAsia="Times New Roman"/>
+                <w:b w:val="0"/>
+                <w:i w:val="0"/>
+                <w:sz w:val="18"/>
+              </w:rPr>
+              <w:t>дата, можно фильтр по фильму</w:t>
             </w:r>
           </w:p>
         </w:tc>
@@ -1866,7 +1902,7 @@
                 <w:i w:val="0"/>
                 <w:sz w:val="18"/>
               </w:rPr>
-              <w:t>Свободные места</w:t>
+              <w:t>Выбирает места</w:t>
             </w:r>
           </w:p>
         </w:tc>
@@ -1883,7 +1919,7 @@
                 <w:i w:val="0"/>
                 <w:sz w:val="18"/>
               </w:rPr>
-              <w:t>id сеанса</w:t>
+              <w:t>сеанс</w:t>
             </w:r>
           </w:p>
         </w:tc>
@@ -1900,7 +1936,7 @@
                 <w:i w:val="0"/>
                 <w:sz w:val="18"/>
               </w:rPr>
-              <w:t>схема зала</w:t>
+              <w:t>видит, какие места свободны</w:t>
             </w:r>
           </w:p>
         </w:tc>
@@ -1917,7 +1953,7 @@
                 <w:i w:val="0"/>
                 <w:sz w:val="18"/>
               </w:rPr>
-              <w:t>—</w:t>
+              <w:t>бронировать уже занятые</w:t>
             </w:r>
           </w:p>
         </w:tc>
@@ -1936,7 +1972,7 @@
                 <w:i w:val="0"/>
                 <w:sz w:val="18"/>
               </w:rPr>
-              <w:t>Продать билет</w:t>
+              <w:t>Покупает билет</w:t>
             </w:r>
           </w:p>
         </w:tc>
@@ -1953,7 +1989,7 @@
                 <w:i w:val="0"/>
                 <w:sz w:val="18"/>
               </w:rPr>
-              <w:t>сеанс, места, зритель</w:t>
+              <w:t>сеанс, места, телефон или email</w:t>
             </w:r>
           </w:p>
         </w:tc>
@@ -1970,7 +2006,7 @@
                 <w:i w:val="0"/>
                 <w:sz w:val="18"/>
               </w:rPr>
-              <w:t>билет «продан»</w:t>
+              <w:t>билеты оформлены</w:t>
             </w:r>
           </w:p>
         </w:tc>
@@ -1987,7 +2023,7 @@
                 <w:i w:val="0"/>
                 <w:sz w:val="18"/>
               </w:rPr>
-              <w:t>место свободно; сеанс активен</w:t>
+              <w:t>место заняли раньше</w:t>
             </w:r>
           </w:p>
         </w:tc>
@@ -2006,7 +2042,7 @@
                 <w:i w:val="0"/>
                 <w:sz w:val="18"/>
               </w:rPr>
-              <w:t>Вернуть билет</w:t>
+              <w:t>Смотрит свои билеты</w:t>
             </w:r>
           </w:p>
         </w:tc>
@@ -2023,7 +2059,77 @@
                 <w:i w:val="0"/>
                 <w:sz w:val="18"/>
               </w:rPr>
-              <w:t>id билета</w:t>
+              <w:t>свой аккаунт / контакты</w:t>
+            </w:r>
+          </w:p>
+        </w:tc>
+        <w:tc>
+          <w:tcPr>
+            <w:tcW w:type="dxa" w:w="2493"/>
+          </w:tcPr>
+          <w:p>
+            <w:r/>
+            <w:r>
+              <w:rPr>
+                <w:rFonts w:ascii="Times New Roman" w:hAnsi="Times New Roman" w:eastAsia="Times New Roman"/>
+                <w:b w:val="0"/>
+                <w:i w:val="0"/>
+                <w:sz w:val="18"/>
+              </w:rPr>
+              <w:t>список своих покупок</w:t>
+            </w:r>
+          </w:p>
+        </w:tc>
+        <w:tc>
+          <w:tcPr>
+            <w:tcW w:type="dxa" w:w="2493"/>
+          </w:tcPr>
+          <w:p>
+            <w:r/>
+            <w:r>
+              <w:rPr>
+                <w:rFonts w:ascii="Times New Roman" w:hAnsi="Times New Roman" w:eastAsia="Times New Roman"/>
+                <w:b w:val="0"/>
+                <w:i w:val="0"/>
+                <w:sz w:val="18"/>
+              </w:rPr>
+              <w:t>чужие билеты не видит</w:t>
+            </w:r>
+          </w:p>
+        </w:tc>
+      </w:tr>
+      <w:tr>
+        <w:tc>
+          <w:tcPr>
+            <w:tcW w:type="dxa" w:w="2493"/>
+          </w:tcPr>
+          <w:p>
+            <w:r/>
+            <w:r>
+              <w:rPr>
+                <w:rFonts w:ascii="Times New Roman" w:hAnsi="Times New Roman" w:eastAsia="Times New Roman"/>
+                <w:b w:val="0"/>
+                <w:i w:val="0"/>
+                <w:sz w:val="18"/>
+              </w:rPr>
+              <w:t>Отменяет покупку</w:t>
+            </w:r>
+          </w:p>
+        </w:tc>
+        <w:tc>
+          <w:tcPr>
+            <w:tcW w:type="dxa" w:w="2493"/>
+          </w:tcPr>
+          <w:p>
+            <w:r/>
+            <w:r>
+              <w:rPr>
+                <w:rFonts w:ascii="Times New Roman" w:hAnsi="Times New Roman" w:eastAsia="Times New Roman"/>
+                <w:b w:val="0"/>
+                <w:i w:val="0"/>
+                <w:sz w:val="18"/>
+              </w:rPr>
+              <w:t>свой билет</w:t>
             </w:r>
           </w:p>
         </w:tc>
@@ -2057,77 +2163,7 @@
                 <w:i w:val="0"/>
                 <w:sz w:val="18"/>
               </w:rPr>
-              <w:t>был «продан»; в срок</w:t>
-            </w:r>
-          </w:p>
-        </w:tc>
-      </w:tr>
-      <w:tr>
-        <w:tc>
-          <w:tcPr>
-            <w:tcW w:type="dxa" w:w="2493"/>
-          </w:tcPr>
-          <w:p>
-            <w:r/>
-            <w:r>
-              <w:rPr>
-                <w:rFonts w:ascii="Times New Roman" w:hAnsi="Times New Roman" w:eastAsia="Times New Roman"/>
-                <w:b w:val="0"/>
-                <w:i w:val="0"/>
-                <w:sz w:val="18"/>
-              </w:rPr>
-              <w:t>Выдать билет</w:t>
-            </w:r>
-          </w:p>
-        </w:tc>
-        <w:tc>
-          <w:tcPr>
-            <w:tcW w:type="dxa" w:w="2493"/>
-          </w:tcPr>
-          <w:p>
-            <w:r/>
-            <w:r>
-              <w:rPr>
-                <w:rFonts w:ascii="Times New Roman" w:hAnsi="Times New Roman" w:eastAsia="Times New Roman"/>
-                <w:b w:val="0"/>
-                <w:i w:val="0"/>
-                <w:sz w:val="18"/>
-              </w:rPr>
-              <w:t>id билета</w:t>
-            </w:r>
-          </w:p>
-        </w:tc>
-        <w:tc>
-          <w:tcPr>
-            <w:tcW w:type="dxa" w:w="2493"/>
-          </w:tcPr>
-          <w:p>
-            <w:r/>
-            <w:r>
-              <w:rPr>
-                <w:rFonts w:ascii="Times New Roman" w:hAnsi="Times New Roman" w:eastAsia="Times New Roman"/>
-                <w:b w:val="0"/>
-                <w:i w:val="0"/>
-                <w:sz w:val="18"/>
-              </w:rPr>
-              <w:t>печать / выдача</w:t>
-            </w:r>
-          </w:p>
-        </w:tc>
-        <w:tc>
-          <w:tcPr>
-            <w:tcW w:type="dxa" w:w="2493"/>
-          </w:tcPr>
-          <w:p>
-            <w:r/>
-            <w:r>
-              <w:rPr>
-                <w:rFonts w:ascii="Times New Roman" w:hAnsi="Times New Roman" w:eastAsia="Times New Roman"/>
-                <w:b w:val="0"/>
-                <w:i w:val="0"/>
-                <w:sz w:val="18"/>
-              </w:rPr>
-              <w:t>билет активен</w:t>
+              <w:t>только свои и только пока разрешён срок</w:t>
             </w:r>
           </w:p>
         </w:tc>
@@ -2136,455 +2172,7 @@
     <w:p/>
     <w:p>
       <w:pPr>
-        <w:pStyle w:val="Heading2"/>
-      </w:pPr>
-      <w:r>
-        <w:rPr>
-          <w:rFonts w:ascii="Times New Roman" w:hAnsi="Times New Roman" w:eastAsia="Times New Roman"/>
-          <w:b/>
-          <w:i w:val="0"/>
-          <w:sz w:val="26"/>
-        </w:rPr>
-        <w:t>2.3. Зритель</w:t>
-      </w:r>
-    </w:p>
-    <w:tbl>
-      <w:tblPr>
-        <w:tblStyle w:val="TableGrid"/>
-        <w:tblW w:type="auto" w:w="0"/>
-        <w:tblLook w:firstColumn="1" w:firstRow="1" w:lastColumn="0" w:lastRow="0" w:noHBand="0" w:noVBand="1" w:val="04A0"/>
-      </w:tblPr>
-      <w:tblGrid>
-        <w:gridCol w:w="2493"/>
-        <w:gridCol w:w="2493"/>
-        <w:gridCol w:w="2493"/>
-        <w:gridCol w:w="2493"/>
-      </w:tblGrid>
-      <w:tr>
-        <w:tc>
-          <w:tcPr>
-            <w:tcW w:type="dxa" w:w="2493"/>
-          </w:tcPr>
-          <w:p>
-            <w:r/>
-            <w:r>
-              <w:rPr>
-                <w:rFonts w:ascii="Times New Roman" w:hAnsi="Times New Roman" w:eastAsia="Times New Roman"/>
-                <w:b/>
-                <w:i w:val="0"/>
-                <w:sz w:val="18"/>
-              </w:rPr>
-              <w:t>Действие</w:t>
-            </w:r>
-          </w:p>
-        </w:tc>
-        <w:tc>
-          <w:tcPr>
-            <w:tcW w:type="dxa" w:w="2493"/>
-          </w:tcPr>
-          <w:p>
-            <w:r/>
-            <w:r>
-              <w:rPr>
-                <w:rFonts w:ascii="Times New Roman" w:hAnsi="Times New Roman" w:eastAsia="Times New Roman"/>
-                <w:b/>
-                <w:i w:val="0"/>
-                <w:sz w:val="18"/>
-              </w:rPr>
-              <w:t>Входные данные</w:t>
-            </w:r>
-          </w:p>
-        </w:tc>
-        <w:tc>
-          <w:tcPr>
-            <w:tcW w:type="dxa" w:w="2493"/>
-          </w:tcPr>
-          <w:p>
-            <w:r/>
-            <w:r>
-              <w:rPr>
-                <w:rFonts w:ascii="Times New Roman" w:hAnsi="Times New Roman" w:eastAsia="Times New Roman"/>
-                <w:b/>
-                <w:i w:val="0"/>
-                <w:sz w:val="18"/>
-              </w:rPr>
-              <w:t>Результат</w:t>
-            </w:r>
-          </w:p>
-        </w:tc>
-        <w:tc>
-          <w:tcPr>
-            <w:tcW w:type="dxa" w:w="2493"/>
-          </w:tcPr>
-          <w:p>
-            <w:r/>
-            <w:r>
-              <w:rPr>
-                <w:rFonts w:ascii="Times New Roman" w:hAnsi="Times New Roman" w:eastAsia="Times New Roman"/>
-                <w:b/>
-                <w:i w:val="0"/>
-                <w:sz w:val="18"/>
-              </w:rPr>
-              <w:t>Ограничения</w:t>
-            </w:r>
-          </w:p>
-        </w:tc>
-      </w:tr>
-      <w:tr>
-        <w:tc>
-          <w:tcPr>
-            <w:tcW w:type="dxa" w:w="2493"/>
-          </w:tcPr>
-          <w:p>
-            <w:r/>
-            <w:r>
-              <w:rPr>
-                <w:rFonts w:ascii="Times New Roman" w:hAnsi="Times New Roman" w:eastAsia="Times New Roman"/>
-                <w:b w:val="0"/>
-                <w:i w:val="0"/>
-                <w:sz w:val="18"/>
-              </w:rPr>
-              <w:t>Смотреть афишу</w:t>
-            </w:r>
-          </w:p>
-        </w:tc>
-        <w:tc>
-          <w:tcPr>
-            <w:tcW w:type="dxa" w:w="2493"/>
-          </w:tcPr>
-          <w:p>
-            <w:r/>
-            <w:r>
-              <w:rPr>
-                <w:rFonts w:ascii="Times New Roman" w:hAnsi="Times New Roman" w:eastAsia="Times New Roman"/>
-                <w:b w:val="0"/>
-                <w:i w:val="0"/>
-                <w:sz w:val="18"/>
-              </w:rPr>
-              <w:t>дата, фильм/жанр</w:t>
-            </w:r>
-          </w:p>
-        </w:tc>
-        <w:tc>
-          <w:tcPr>
-            <w:tcW w:type="dxa" w:w="2493"/>
-          </w:tcPr>
-          <w:p>
-            <w:r/>
-            <w:r>
-              <w:rPr>
-                <w:rFonts w:ascii="Times New Roman" w:hAnsi="Times New Roman" w:eastAsia="Times New Roman"/>
-                <w:b w:val="0"/>
-                <w:i w:val="0"/>
-                <w:sz w:val="18"/>
-              </w:rPr>
-              <w:t>список сеансов</w:t>
-            </w:r>
-          </w:p>
-        </w:tc>
-        <w:tc>
-          <w:tcPr>
-            <w:tcW w:type="dxa" w:w="2493"/>
-          </w:tcPr>
-          <w:p>
-            <w:r/>
-            <w:r>
-              <w:rPr>
-                <w:rFonts w:ascii="Times New Roman" w:hAnsi="Times New Roman" w:eastAsia="Times New Roman"/>
-                <w:b w:val="0"/>
-                <w:i w:val="0"/>
-                <w:sz w:val="18"/>
-              </w:rPr>
-              <w:t>—</w:t>
-            </w:r>
-          </w:p>
-        </w:tc>
-      </w:tr>
-      <w:tr>
-        <w:tc>
-          <w:tcPr>
-            <w:tcW w:type="dxa" w:w="2493"/>
-          </w:tcPr>
-          <w:p>
-            <w:r/>
-            <w:r>
-              <w:rPr>
-                <w:rFonts w:ascii="Times New Roman" w:hAnsi="Times New Roman" w:eastAsia="Times New Roman"/>
-                <w:b w:val="0"/>
-                <w:i w:val="0"/>
-                <w:sz w:val="18"/>
-              </w:rPr>
-              <w:t>Выбрать места</w:t>
-            </w:r>
-          </w:p>
-        </w:tc>
-        <w:tc>
-          <w:tcPr>
-            <w:tcW w:type="dxa" w:w="2493"/>
-          </w:tcPr>
-          <w:p>
-            <w:r/>
-            <w:r>
-              <w:rPr>
-                <w:rFonts w:ascii="Times New Roman" w:hAnsi="Times New Roman" w:eastAsia="Times New Roman"/>
-                <w:b w:val="0"/>
-                <w:i w:val="0"/>
-                <w:sz w:val="18"/>
-              </w:rPr>
-              <w:t>id сеанса</w:t>
-            </w:r>
-          </w:p>
-        </w:tc>
-        <w:tc>
-          <w:tcPr>
-            <w:tcW w:type="dxa" w:w="2493"/>
-          </w:tcPr>
-          <w:p>
-            <w:r/>
-            <w:r>
-              <w:rPr>
-                <w:rFonts w:ascii="Times New Roman" w:hAnsi="Times New Roman" w:eastAsia="Times New Roman"/>
-                <w:b w:val="0"/>
-                <w:i w:val="0"/>
-                <w:sz w:val="18"/>
-              </w:rPr>
-              <w:t>свободные места</w:t>
-            </w:r>
-          </w:p>
-        </w:tc>
-        <w:tc>
-          <w:tcPr>
-            <w:tcW w:type="dxa" w:w="2493"/>
-          </w:tcPr>
-          <w:p>
-            <w:r/>
-            <w:r>
-              <w:rPr>
-                <w:rFonts w:ascii="Times New Roman" w:hAnsi="Times New Roman" w:eastAsia="Times New Roman"/>
-                <w:b w:val="0"/>
-                <w:i w:val="0"/>
-                <w:sz w:val="18"/>
-              </w:rPr>
-              <w:t>только свободные</w:t>
-            </w:r>
-          </w:p>
-        </w:tc>
-      </w:tr>
-      <w:tr>
-        <w:tc>
-          <w:tcPr>
-            <w:tcW w:type="dxa" w:w="2493"/>
-          </w:tcPr>
-          <w:p>
-            <w:r/>
-            <w:r>
-              <w:rPr>
-                <w:rFonts w:ascii="Times New Roman" w:hAnsi="Times New Roman" w:eastAsia="Times New Roman"/>
-                <w:b w:val="0"/>
-                <w:i w:val="0"/>
-                <w:sz w:val="18"/>
-              </w:rPr>
-              <w:t>Купить билет(ы)</w:t>
-            </w:r>
-          </w:p>
-        </w:tc>
-        <w:tc>
-          <w:tcPr>
-            <w:tcW w:type="dxa" w:w="2493"/>
-          </w:tcPr>
-          <w:p>
-            <w:r/>
-            <w:r>
-              <w:rPr>
-                <w:rFonts w:ascii="Times New Roman" w:hAnsi="Times New Roman" w:eastAsia="Times New Roman"/>
-                <w:b w:val="0"/>
-                <w:i w:val="0"/>
-                <w:sz w:val="18"/>
-              </w:rPr>
-              <w:t>сеанс, места, контакты</w:t>
-            </w:r>
-          </w:p>
-        </w:tc>
-        <w:tc>
-          <w:tcPr>
-            <w:tcW w:type="dxa" w:w="2493"/>
-          </w:tcPr>
-          <w:p>
-            <w:r/>
-            <w:r>
-              <w:rPr>
-                <w:rFonts w:ascii="Times New Roman" w:hAnsi="Times New Roman" w:eastAsia="Times New Roman"/>
-                <w:b w:val="0"/>
-                <w:i w:val="0"/>
-                <w:sz w:val="18"/>
-              </w:rPr>
-              <w:t>билеты + зритель</w:t>
-            </w:r>
-          </w:p>
-        </w:tc>
-        <w:tc>
-          <w:tcPr>
-            <w:tcW w:type="dxa" w:w="2493"/>
-          </w:tcPr>
-          <w:p>
-            <w:r/>
-            <w:r>
-              <w:rPr>
-                <w:rFonts w:ascii="Times New Roman" w:hAnsi="Times New Roman" w:eastAsia="Times New Roman"/>
-                <w:b w:val="0"/>
-                <w:i w:val="0"/>
-                <w:sz w:val="18"/>
-              </w:rPr>
-              <w:t>место не занято</w:t>
-            </w:r>
-          </w:p>
-        </w:tc>
-      </w:tr>
-      <w:tr>
-        <w:tc>
-          <w:tcPr>
-            <w:tcW w:type="dxa" w:w="2493"/>
-          </w:tcPr>
-          <w:p>
-            <w:r/>
-            <w:r>
-              <w:rPr>
-                <w:rFonts w:ascii="Times New Roman" w:hAnsi="Times New Roman" w:eastAsia="Times New Roman"/>
-                <w:b w:val="0"/>
-                <w:i w:val="0"/>
-                <w:sz w:val="18"/>
-              </w:rPr>
-              <w:t>Свои билеты</w:t>
-            </w:r>
-          </w:p>
-        </w:tc>
-        <w:tc>
-          <w:tcPr>
-            <w:tcW w:type="dxa" w:w="2493"/>
-          </w:tcPr>
-          <w:p>
-            <w:r/>
-            <w:r>
-              <w:rPr>
-                <w:rFonts w:ascii="Times New Roman" w:hAnsi="Times New Roman" w:eastAsia="Times New Roman"/>
-                <w:b w:val="0"/>
-                <w:i w:val="0"/>
-                <w:sz w:val="18"/>
-              </w:rPr>
-              <w:t>id / контакты</w:t>
-            </w:r>
-          </w:p>
-        </w:tc>
-        <w:tc>
-          <w:tcPr>
-            <w:tcW w:type="dxa" w:w="2493"/>
-          </w:tcPr>
-          <w:p>
-            <w:r/>
-            <w:r>
-              <w:rPr>
-                <w:rFonts w:ascii="Times New Roman" w:hAnsi="Times New Roman" w:eastAsia="Times New Roman"/>
-                <w:b w:val="0"/>
-                <w:i w:val="0"/>
-                <w:sz w:val="18"/>
-              </w:rPr>
-              <w:t>список билетов</w:t>
-            </w:r>
-          </w:p>
-        </w:tc>
-        <w:tc>
-          <w:tcPr>
-            <w:tcW w:type="dxa" w:w="2493"/>
-          </w:tcPr>
-          <w:p>
-            <w:r/>
-            <w:r>
-              <w:rPr>
-                <w:rFonts w:ascii="Times New Roman" w:hAnsi="Times New Roman" w:eastAsia="Times New Roman"/>
-                <w:b w:val="0"/>
-                <w:i w:val="0"/>
-                <w:sz w:val="18"/>
-              </w:rPr>
-              <w:t>только свои</w:t>
-            </w:r>
-          </w:p>
-        </w:tc>
-      </w:tr>
-      <w:tr>
-        <w:tc>
-          <w:tcPr>
-            <w:tcW w:type="dxa" w:w="2493"/>
-          </w:tcPr>
-          <w:p>
-            <w:r/>
-            <w:r>
-              <w:rPr>
-                <w:rFonts w:ascii="Times New Roman" w:hAnsi="Times New Roman" w:eastAsia="Times New Roman"/>
-                <w:b w:val="0"/>
-                <w:i w:val="0"/>
-                <w:sz w:val="18"/>
-              </w:rPr>
-              <w:t>Отменить покупку</w:t>
-            </w:r>
-          </w:p>
-        </w:tc>
-        <w:tc>
-          <w:tcPr>
-            <w:tcW w:type="dxa" w:w="2493"/>
-          </w:tcPr>
-          <w:p>
-            <w:r/>
-            <w:r>
-              <w:rPr>
-                <w:rFonts w:ascii="Times New Roman" w:hAnsi="Times New Roman" w:eastAsia="Times New Roman"/>
-                <w:b w:val="0"/>
-                <w:i w:val="0"/>
-                <w:sz w:val="18"/>
-              </w:rPr>
-              <w:t>id билета</w:t>
-            </w:r>
-          </w:p>
-        </w:tc>
-        <w:tc>
-          <w:tcPr>
-            <w:tcW w:type="dxa" w:w="2493"/>
-          </w:tcPr>
-          <w:p>
-            <w:r/>
-            <w:r>
-              <w:rPr>
-                <w:rFonts w:ascii="Times New Roman" w:hAnsi="Times New Roman" w:eastAsia="Times New Roman"/>
-                <w:b w:val="0"/>
-                <w:i w:val="0"/>
-                <w:sz w:val="18"/>
-              </w:rPr>
-              <w:t>статус «возвращён»</w:t>
-            </w:r>
-          </w:p>
-        </w:tc>
-        <w:tc>
-          <w:tcPr>
-            <w:tcW w:type="dxa" w:w="2493"/>
-          </w:tcPr>
-          <w:p>
-            <w:r/>
-            <w:r>
-              <w:rPr>
-                <w:rFonts w:ascii="Times New Roman" w:hAnsi="Times New Roman" w:eastAsia="Times New Roman"/>
-                <w:b w:val="0"/>
-                <w:i w:val="0"/>
-                <w:sz w:val="18"/>
-              </w:rPr>
-              <w:t>свои; в срок отмены</w:t>
-            </w:r>
-          </w:p>
-        </w:tc>
-      </w:tr>
-    </w:tbl>
-    <w:p/>
-    <w:p>
-      <w:pPr>
-        <w:pStyle w:val="Heading1"/>
+        <w:spacing w:after="80"/>
       </w:pPr>
       <w:r>
         <w:rPr>
@@ -2592,7 +2180,7 @@
           <w:b/>
           <w:i w:val="0"/>
           <w:color w:val="0070C0"/>
-          <w:sz w:val="28"/>
+          <w:sz w:val="26"/>
         </w:rPr>
         <w:t>3. Бизнес-правила</w:t>
       </w:r>
@@ -2609,595 +2197,149 @@
           <w:i w:val="0"/>
           <w:sz w:val="24"/>
         </w:rPr>
-        <w:t>Бизнес-правило — утверждение, которое в данных должно быть истинно всегда. Шаблон: «[условие] должно / не должно выполняться». Для учебного проекта — 7 правил.</w:t>
+        <w:t>Бизнес-правило — то, что в данных всегда должно быть правдой. Пишем в формате: «… должно / не должно …».</w:t>
       </w:r>
     </w:p>
-    <w:tbl>
-      <w:tblPr>
-        <w:tblStyle w:val="TableGrid"/>
-        <w:tblW w:type="auto" w:w="0"/>
-        <w:tblLook w:firstColumn="1" w:firstRow="1" w:lastColumn="0" w:lastRow="0" w:noHBand="0" w:noVBand="1" w:val="04A0"/>
-      </w:tblPr>
-      <w:tblGrid>
-        <w:gridCol w:w="2493"/>
-        <w:gridCol w:w="2493"/>
-        <w:gridCol w:w="2493"/>
-        <w:gridCol w:w="2493"/>
-      </w:tblGrid>
-      <w:tr>
-        <w:tc>
-          <w:tcPr>
-            <w:tcW w:type="dxa" w:w="2493"/>
-          </w:tcPr>
-          <w:p>
-            <w:r/>
-            <w:r>
-              <w:rPr>
-                <w:rFonts w:ascii="Times New Roman" w:hAnsi="Times New Roman" w:eastAsia="Times New Roman"/>
-                <w:b/>
-                <w:i w:val="0"/>
-                <w:sz w:val="18"/>
-              </w:rPr>
-              <w:t>№</w:t>
-            </w:r>
-          </w:p>
-        </w:tc>
-        <w:tc>
-          <w:tcPr>
-            <w:tcW w:type="dxa" w:w="2493"/>
-          </w:tcPr>
-          <w:p>
-            <w:r/>
-            <w:r>
-              <w:rPr>
-                <w:rFonts w:ascii="Times New Roman" w:hAnsi="Times New Roman" w:eastAsia="Times New Roman"/>
-                <w:b/>
-                <w:i w:val="0"/>
-                <w:sz w:val="18"/>
-              </w:rPr>
-              <w:t>Правило</w:t>
-            </w:r>
-          </w:p>
-        </w:tc>
-        <w:tc>
-          <w:tcPr>
-            <w:tcW w:type="dxa" w:w="2493"/>
-          </w:tcPr>
-          <w:p>
-            <w:r/>
-            <w:r>
-              <w:rPr>
-                <w:rFonts w:ascii="Times New Roman" w:hAnsi="Times New Roman" w:eastAsia="Times New Roman"/>
-                <w:b/>
-                <w:i w:val="0"/>
-                <w:sz w:val="18"/>
-              </w:rPr>
-              <w:t>Категория</w:t>
-            </w:r>
-          </w:p>
-        </w:tc>
-        <w:tc>
-          <w:tcPr>
-            <w:tcW w:type="dxa" w:w="2493"/>
-          </w:tcPr>
-          <w:p>
-            <w:r/>
-            <w:r>
-              <w:rPr>
-                <w:rFonts w:ascii="Times New Roman" w:hAnsi="Times New Roman" w:eastAsia="Times New Roman"/>
-                <w:b/>
-                <w:i w:val="0"/>
-                <w:sz w:val="18"/>
-              </w:rPr>
-              <w:t>Где реализуется</w:t>
-            </w:r>
-          </w:p>
-        </w:tc>
-      </w:tr>
-      <w:tr>
-        <w:tc>
-          <w:tcPr>
-            <w:tcW w:type="dxa" w:w="2493"/>
-          </w:tcPr>
-          <w:p>
-            <w:r/>
-            <w:r>
-              <w:rPr>
-                <w:rFonts w:ascii="Times New Roman" w:hAnsi="Times New Roman" w:eastAsia="Times New Roman"/>
-                <w:b w:val="0"/>
-                <w:i w:val="0"/>
-                <w:sz w:val="18"/>
-              </w:rPr>
-              <w:t>BR-1</w:t>
-            </w:r>
-          </w:p>
-        </w:tc>
-        <w:tc>
-          <w:tcPr>
-            <w:tcW w:type="dxa" w:w="2493"/>
-          </w:tcPr>
-          <w:p>
-            <w:r/>
-            <w:r>
-              <w:rPr>
-                <w:rFonts w:ascii="Times New Roman" w:hAnsi="Times New Roman" w:eastAsia="Times New Roman"/>
-                <w:b w:val="0"/>
-                <w:i w:val="0"/>
-                <w:sz w:val="18"/>
-              </w:rPr>
-              <w:t>На один сеанс одно место не должно быть продано более одного раза (среди билетов «продан»/«забронирован»)</w:t>
-            </w:r>
-          </w:p>
-        </w:tc>
-        <w:tc>
-          <w:tcPr>
-            <w:tcW w:type="dxa" w:w="2493"/>
-          </w:tcPr>
-          <w:p>
-            <w:r/>
-            <w:r>
-              <w:rPr>
-                <w:rFonts w:ascii="Times New Roman" w:hAnsi="Times New Roman" w:eastAsia="Times New Roman"/>
-                <w:b w:val="0"/>
-                <w:i w:val="0"/>
-                <w:sz w:val="18"/>
-              </w:rPr>
-              <w:t>состояние / уникальность</w:t>
-            </w:r>
-          </w:p>
-        </w:tc>
-        <w:tc>
-          <w:tcPr>
-            <w:tcW w:type="dxa" w:w="2493"/>
-          </w:tcPr>
-          <w:p>
-            <w:r/>
-            <w:r>
-              <w:rPr>
-                <w:rFonts w:ascii="Times New Roman" w:hAnsi="Times New Roman" w:eastAsia="Times New Roman"/>
-                <w:b w:val="0"/>
-                <w:i w:val="0"/>
-                <w:sz w:val="18"/>
-              </w:rPr>
-              <w:t>частичный UNIQUE / приложение</w:t>
-            </w:r>
-          </w:p>
-        </w:tc>
-      </w:tr>
-      <w:tr>
-        <w:tc>
-          <w:tcPr>
-            <w:tcW w:type="dxa" w:w="2493"/>
-          </w:tcPr>
-          <w:p>
-            <w:r/>
-            <w:r>
-              <w:rPr>
-                <w:rFonts w:ascii="Times New Roman" w:hAnsi="Times New Roman" w:eastAsia="Times New Roman"/>
-                <w:b w:val="0"/>
-                <w:i w:val="0"/>
-                <w:sz w:val="18"/>
-              </w:rPr>
-              <w:t>BR-2</w:t>
-            </w:r>
-          </w:p>
-        </w:tc>
-        <w:tc>
-          <w:tcPr>
-            <w:tcW w:type="dxa" w:w="2493"/>
-          </w:tcPr>
-          <w:p>
-            <w:r/>
-            <w:r>
-              <w:rPr>
-                <w:rFonts w:ascii="Times New Roman" w:hAnsi="Times New Roman" w:eastAsia="Times New Roman"/>
-                <w:b w:val="0"/>
-                <w:i w:val="0"/>
-                <w:sz w:val="18"/>
-              </w:rPr>
-              <w:t>Базовая цена сеанса и цена билета должны быть ≥ 0</w:t>
-            </w:r>
-          </w:p>
-        </w:tc>
-        <w:tc>
-          <w:tcPr>
-            <w:tcW w:type="dxa" w:w="2493"/>
-          </w:tcPr>
-          <w:p>
-            <w:r/>
-            <w:r>
-              <w:rPr>
-                <w:rFonts w:ascii="Times New Roman" w:hAnsi="Times New Roman" w:eastAsia="Times New Roman"/>
-                <w:b w:val="0"/>
-                <w:i w:val="0"/>
-                <w:sz w:val="18"/>
-              </w:rPr>
-              <w:t>значение</w:t>
-            </w:r>
-          </w:p>
-        </w:tc>
-        <w:tc>
-          <w:tcPr>
-            <w:tcW w:type="dxa" w:w="2493"/>
-          </w:tcPr>
-          <w:p>
-            <w:r/>
-            <w:r>
-              <w:rPr>
-                <w:rFonts w:ascii="Times New Roman" w:hAnsi="Times New Roman" w:eastAsia="Times New Roman"/>
-                <w:b w:val="0"/>
-                <w:i w:val="0"/>
-                <w:sz w:val="18"/>
-              </w:rPr>
-              <w:t>CHECK</w:t>
-            </w:r>
-          </w:p>
-        </w:tc>
-      </w:tr>
-      <w:tr>
-        <w:tc>
-          <w:tcPr>
-            <w:tcW w:type="dxa" w:w="2493"/>
-          </w:tcPr>
-          <w:p>
-            <w:r/>
-            <w:r>
-              <w:rPr>
-                <w:rFonts w:ascii="Times New Roman" w:hAnsi="Times New Roman" w:eastAsia="Times New Roman"/>
-                <w:b w:val="0"/>
-                <w:i w:val="0"/>
-                <w:sz w:val="18"/>
-              </w:rPr>
-              <w:t>BR-3</w:t>
-            </w:r>
-          </w:p>
-        </w:tc>
-        <w:tc>
-          <w:tcPr>
-            <w:tcW w:type="dxa" w:w="2493"/>
-          </w:tcPr>
-          <w:p>
-            <w:r/>
-            <w:r>
-              <w:rPr>
-                <w:rFonts w:ascii="Times New Roman" w:hAnsi="Times New Roman" w:eastAsia="Times New Roman"/>
-                <w:b w:val="0"/>
-                <w:i w:val="0"/>
-                <w:sz w:val="18"/>
-              </w:rPr>
-              <w:t>Окончание сеанса должно быть строго позже начала</w:t>
-            </w:r>
-          </w:p>
-        </w:tc>
-        <w:tc>
-          <w:tcPr>
-            <w:tcW w:type="dxa" w:w="2493"/>
-          </w:tcPr>
-          <w:p>
-            <w:r/>
-            <w:r>
-              <w:rPr>
-                <w:rFonts w:ascii="Times New Roman" w:hAnsi="Times New Roman" w:eastAsia="Times New Roman"/>
-                <w:b w:val="0"/>
-                <w:i w:val="0"/>
-                <w:sz w:val="18"/>
-              </w:rPr>
-              <w:t>по времени</w:t>
-            </w:r>
-          </w:p>
-        </w:tc>
-        <w:tc>
-          <w:tcPr>
-            <w:tcW w:type="dxa" w:w="2493"/>
-          </w:tcPr>
-          <w:p>
-            <w:r/>
-            <w:r>
-              <w:rPr>
-                <w:rFonts w:ascii="Times New Roman" w:hAnsi="Times New Roman" w:eastAsia="Times New Roman"/>
-                <w:b w:val="0"/>
-                <w:i w:val="0"/>
-                <w:sz w:val="18"/>
-              </w:rPr>
-              <w:t>CHECK</w:t>
-            </w:r>
-          </w:p>
-        </w:tc>
-      </w:tr>
-      <w:tr>
-        <w:tc>
-          <w:tcPr>
-            <w:tcW w:type="dxa" w:w="2493"/>
-          </w:tcPr>
-          <w:p>
-            <w:r/>
-            <w:r>
-              <w:rPr>
-                <w:rFonts w:ascii="Times New Roman" w:hAnsi="Times New Roman" w:eastAsia="Times New Roman"/>
-                <w:b w:val="0"/>
-                <w:i w:val="0"/>
-                <w:sz w:val="18"/>
-              </w:rPr>
-              <w:t>BR-4</w:t>
-            </w:r>
-          </w:p>
-        </w:tc>
-        <w:tc>
-          <w:tcPr>
-            <w:tcW w:type="dxa" w:w="2493"/>
-          </w:tcPr>
-          <w:p>
-            <w:r/>
-            <w:r>
-              <w:rPr>
-                <w:rFonts w:ascii="Times New Roman" w:hAnsi="Times New Roman" w:eastAsia="Times New Roman"/>
-                <w:b w:val="0"/>
-                <w:i w:val="0"/>
-                <w:sz w:val="18"/>
-              </w:rPr>
-              <w:t>Место в билете должно принадлежать залу сеанса</w:t>
-            </w:r>
-          </w:p>
-        </w:tc>
-        <w:tc>
-          <w:tcPr>
-            <w:tcW w:type="dxa" w:w="2493"/>
-          </w:tcPr>
-          <w:p>
-            <w:r/>
-            <w:r>
-              <w:rPr>
-                <w:rFonts w:ascii="Times New Roman" w:hAnsi="Times New Roman" w:eastAsia="Times New Roman"/>
-                <w:b w:val="0"/>
-                <w:i w:val="0"/>
-                <w:sz w:val="18"/>
-              </w:rPr>
-              <w:t>ссылка / состояние</w:t>
-            </w:r>
-          </w:p>
-        </w:tc>
-        <w:tc>
-          <w:tcPr>
-            <w:tcW w:type="dxa" w:w="2493"/>
-          </w:tcPr>
-          <w:p>
-            <w:r/>
-            <w:r>
-              <w:rPr>
-                <w:rFonts w:ascii="Times New Roman" w:hAnsi="Times New Roman" w:eastAsia="Times New Roman"/>
-                <w:b w:val="0"/>
-                <w:i w:val="0"/>
-                <w:sz w:val="18"/>
-              </w:rPr>
-              <w:t>триггер / приложение</w:t>
-            </w:r>
-          </w:p>
-        </w:tc>
-      </w:tr>
-      <w:tr>
-        <w:tc>
-          <w:tcPr>
-            <w:tcW w:type="dxa" w:w="2493"/>
-          </w:tcPr>
-          <w:p>
-            <w:r/>
-            <w:r>
-              <w:rPr>
-                <w:rFonts w:ascii="Times New Roman" w:hAnsi="Times New Roman" w:eastAsia="Times New Roman"/>
-                <w:b w:val="0"/>
-                <w:i w:val="0"/>
-                <w:sz w:val="18"/>
-              </w:rPr>
-              <w:t>BR-5</w:t>
-            </w:r>
-          </w:p>
-        </w:tc>
-        <w:tc>
-          <w:tcPr>
-            <w:tcW w:type="dxa" w:w="2493"/>
-          </w:tcPr>
-          <w:p>
-            <w:r/>
-            <w:r>
-              <w:rPr>
-                <w:rFonts w:ascii="Times New Roman" w:hAnsi="Times New Roman" w:eastAsia="Times New Roman"/>
-                <w:b w:val="0"/>
-                <w:i w:val="0"/>
-                <w:sz w:val="18"/>
-              </w:rPr>
-              <w:t>В одном зале сеансы не должны пересекаться по времени</w:t>
-            </w:r>
-          </w:p>
-        </w:tc>
-        <w:tc>
-          <w:tcPr>
-            <w:tcW w:type="dxa" w:w="2493"/>
-          </w:tcPr>
-          <w:p>
-            <w:r/>
-            <w:r>
-              <w:rPr>
-                <w:rFonts w:ascii="Times New Roman" w:hAnsi="Times New Roman" w:eastAsia="Times New Roman"/>
-                <w:b w:val="0"/>
-                <w:i w:val="0"/>
-                <w:sz w:val="18"/>
-              </w:rPr>
-              <w:t>состояние</w:t>
-            </w:r>
-          </w:p>
-        </w:tc>
-        <w:tc>
-          <w:tcPr>
-            <w:tcW w:type="dxa" w:w="2493"/>
-          </w:tcPr>
-          <w:p>
-            <w:r/>
-            <w:r>
-              <w:rPr>
-                <w:rFonts w:ascii="Times New Roman" w:hAnsi="Times New Roman" w:eastAsia="Times New Roman"/>
-                <w:b w:val="0"/>
-                <w:i w:val="0"/>
-                <w:sz w:val="18"/>
-              </w:rPr>
-              <w:t>триггер / приложение</w:t>
-            </w:r>
-          </w:p>
-        </w:tc>
-      </w:tr>
-      <w:tr>
-        <w:tc>
-          <w:tcPr>
-            <w:tcW w:type="dxa" w:w="2493"/>
-          </w:tcPr>
-          <w:p>
-            <w:r/>
-            <w:r>
-              <w:rPr>
-                <w:rFonts w:ascii="Times New Roman" w:hAnsi="Times New Roman" w:eastAsia="Times New Roman"/>
-                <w:b w:val="0"/>
-                <w:i w:val="0"/>
-                <w:sz w:val="18"/>
-              </w:rPr>
-              <w:t>BR-6</w:t>
-            </w:r>
-          </w:p>
-        </w:tc>
-        <w:tc>
-          <w:tcPr>
-            <w:tcW w:type="dxa" w:w="2493"/>
-          </w:tcPr>
-          <w:p>
-            <w:r/>
-            <w:r>
-              <w:rPr>
-                <w:rFonts w:ascii="Times New Roman" w:hAnsi="Times New Roman" w:eastAsia="Times New Roman"/>
-                <w:b w:val="0"/>
-                <w:i w:val="0"/>
-                <w:sz w:val="18"/>
-              </w:rPr>
-              <w:t>В пределах зала пара (ряд, номер) должна быть уникальна</w:t>
-            </w:r>
-          </w:p>
-        </w:tc>
-        <w:tc>
-          <w:tcPr>
-            <w:tcW w:type="dxa" w:w="2493"/>
-          </w:tcPr>
-          <w:p>
-            <w:r/>
-            <w:r>
-              <w:rPr>
-                <w:rFonts w:ascii="Times New Roman" w:hAnsi="Times New Roman" w:eastAsia="Times New Roman"/>
-                <w:b w:val="0"/>
-                <w:i w:val="0"/>
-                <w:sz w:val="18"/>
-              </w:rPr>
-              <w:t>уникальность</w:t>
-            </w:r>
-          </w:p>
-        </w:tc>
-        <w:tc>
-          <w:tcPr>
-            <w:tcW w:type="dxa" w:w="2493"/>
-          </w:tcPr>
-          <w:p>
-            <w:r/>
-            <w:r>
-              <w:rPr>
-                <w:rFonts w:ascii="Times New Roman" w:hAnsi="Times New Roman" w:eastAsia="Times New Roman"/>
-                <w:b w:val="0"/>
-                <w:i w:val="0"/>
-                <w:sz w:val="18"/>
-              </w:rPr>
-              <w:t>UNIQUE</w:t>
-            </w:r>
-          </w:p>
-        </w:tc>
-      </w:tr>
-      <w:tr>
-        <w:tc>
-          <w:tcPr>
-            <w:tcW w:type="dxa" w:w="2493"/>
-          </w:tcPr>
-          <w:p>
-            <w:r/>
-            <w:r>
-              <w:rPr>
-                <w:rFonts w:ascii="Times New Roman" w:hAnsi="Times New Roman" w:eastAsia="Times New Roman"/>
-                <w:b w:val="0"/>
-                <w:i w:val="0"/>
-                <w:sz w:val="18"/>
-              </w:rPr>
-              <w:t>BR-7</w:t>
-            </w:r>
-          </w:p>
-        </w:tc>
-        <w:tc>
-          <w:tcPr>
-            <w:tcW w:type="dxa" w:w="2493"/>
-          </w:tcPr>
-          <w:p>
-            <w:r/>
-            <w:r>
-              <w:rPr>
-                <w:rFonts w:ascii="Times New Roman" w:hAnsi="Times New Roman" w:eastAsia="Times New Roman"/>
-                <w:b w:val="0"/>
-                <w:i w:val="0"/>
-                <w:sz w:val="18"/>
-              </w:rPr>
-              <w:t>Статус билета: только «продан»/«забронирован»/«возвращён»; «возвращён» не занимает место</w:t>
-            </w:r>
-          </w:p>
-        </w:tc>
-        <w:tc>
-          <w:tcPr>
-            <w:tcW w:type="dxa" w:w="2493"/>
-          </w:tcPr>
-          <w:p>
-            <w:r/>
-            <w:r>
-              <w:rPr>
-                <w:rFonts w:ascii="Times New Roman" w:hAnsi="Times New Roman" w:eastAsia="Times New Roman"/>
-                <w:b w:val="0"/>
-                <w:i w:val="0"/>
-                <w:sz w:val="18"/>
-              </w:rPr>
-              <w:t>значение / состояние</w:t>
-            </w:r>
-          </w:p>
-        </w:tc>
-        <w:tc>
-          <w:tcPr>
-            <w:tcW w:type="dxa" w:w="2493"/>
-          </w:tcPr>
-          <w:p>
-            <w:r/>
-            <w:r>
-              <w:rPr>
-                <w:rFonts w:ascii="Times New Roman" w:hAnsi="Times New Roman" w:eastAsia="Times New Roman"/>
-                <w:b w:val="0"/>
-                <w:i w:val="0"/>
-                <w:sz w:val="18"/>
-              </w:rPr>
-              <w:t>CHECK + логика занятости</w:t>
-            </w:r>
-          </w:p>
-        </w:tc>
-      </w:tr>
-    </w:tbl>
-    <w:p/>
     <w:p>
       <w:pPr>
-        <w:pStyle w:val="Heading2"/>
+        <w:spacing w:after="80"/>
+        <w:ind w:firstLine="567"/>
+      </w:pPr>
+      <w:r>
+        <w:rPr>
+          <w:rFonts w:ascii="Times New Roman" w:hAnsi="Times New Roman" w:eastAsia="Times New Roman"/>
+          <w:b w:val="0"/>
+          <w:i w:val="0"/>
+          <w:sz w:val="24"/>
+        </w:rPr>
+        <w:t>Для учебного проекта достаточно 5–7 правил. Ниже семь — они закрывают продажу билетов, расписание сеансов и схему зала.</w:t>
+      </w:r>
+    </w:p>
+    <w:p>
+      <w:pPr>
+        <w:pStyle w:val="ListNumber"/>
+      </w:pPr>
+      <w:r>
+        <w:rPr>
+          <w:rFonts w:ascii="Times New Roman" w:hAnsi="Times New Roman" w:eastAsia="Times New Roman"/>
+          <w:b w:val="0"/>
+          <w:i w:val="0"/>
+          <w:sz w:val="24"/>
+        </w:rPr>
+        <w:t>1. На один сеанс одно и то же место не должно быть продано больше одного раза (если билет ещё «продан» или «забронирован»).</w:t>
+      </w:r>
+    </w:p>
+    <w:p>
+      <w:pPr>
+        <w:pStyle w:val="ListNumber"/>
+      </w:pPr>
+      <w:r>
+        <w:rPr>
+          <w:rFonts w:ascii="Times New Roman" w:hAnsi="Times New Roman" w:eastAsia="Times New Roman"/>
+          <w:b w:val="0"/>
+          <w:i w:val="0"/>
+          <w:sz w:val="24"/>
+        </w:rPr>
+        <w:t>2. Базовая цена сеанса и цена билета должны быть больше либо равны нулю.</w:t>
+      </w:r>
+    </w:p>
+    <w:p>
+      <w:pPr>
+        <w:pStyle w:val="ListNumber"/>
+      </w:pPr>
+      <w:r>
+        <w:rPr>
+          <w:rFonts w:ascii="Times New Roman" w:hAnsi="Times New Roman" w:eastAsia="Times New Roman"/>
+          <w:b w:val="0"/>
+          <w:i w:val="0"/>
+          <w:sz w:val="24"/>
+        </w:rPr>
+        <w:t>3. Время окончания сеанса должно быть позже времени начала.</w:t>
+      </w:r>
+    </w:p>
+    <w:p>
+      <w:pPr>
+        <w:pStyle w:val="ListNumber"/>
+      </w:pPr>
+      <w:r>
+        <w:rPr>
+          <w:rFonts w:ascii="Times New Roman" w:hAnsi="Times New Roman" w:eastAsia="Times New Roman"/>
+          <w:b w:val="0"/>
+          <w:i w:val="0"/>
+          <w:sz w:val="24"/>
+        </w:rPr>
+        <w:t>4. Место в билете должно относиться к залу того сеанса, на который билет оформлен.</w:t>
+      </w:r>
+    </w:p>
+    <w:p>
+      <w:pPr>
+        <w:pStyle w:val="ListNumber"/>
+      </w:pPr>
+      <w:r>
+        <w:rPr>
+          <w:rFonts w:ascii="Times New Roman" w:hAnsi="Times New Roman" w:eastAsia="Times New Roman"/>
+          <w:b w:val="0"/>
+          <w:i w:val="0"/>
+          <w:sz w:val="24"/>
+        </w:rPr>
+        <w:t>5. В одном зале сеансы не должны пересекаться по времени.</w:t>
+      </w:r>
+    </w:p>
+    <w:p>
+      <w:pPr>
+        <w:pStyle w:val="ListNumber"/>
+      </w:pPr>
+      <w:r>
+        <w:rPr>
+          <w:rFonts w:ascii="Times New Roman" w:hAnsi="Times New Roman" w:eastAsia="Times New Roman"/>
+          <w:b w:val="0"/>
+          <w:i w:val="0"/>
+          <w:sz w:val="24"/>
+        </w:rPr>
+        <w:t>6. В одном зале пара «ряд + номер места» должна быть уникальной.</w:t>
+      </w:r>
+    </w:p>
+    <w:p>
+      <w:pPr>
+        <w:pStyle w:val="ListNumber"/>
+      </w:pPr>
+      <w:r>
+        <w:rPr>
+          <w:rFonts w:ascii="Times New Roman" w:hAnsi="Times New Roman" w:eastAsia="Times New Roman"/>
+          <w:b w:val="0"/>
+          <w:i w:val="0"/>
+          <w:sz w:val="24"/>
+        </w:rPr>
+        <w:t>7. У билета статус должен быть только из набора: «продан», «забронирован», «возвращён». Билет со статусом «возвращён» не должен занимать место.</w:t>
+      </w:r>
+    </w:p>
+    <w:p>
+      <w:pPr>
+        <w:spacing w:after="80"/>
+        <w:ind w:firstLine="567"/>
+      </w:pPr>
+      <w:r>
+        <w:rPr>
+          <w:rFonts w:ascii="Times New Roman" w:hAnsi="Times New Roman" w:eastAsia="Times New Roman"/>
+          <w:b w:val="0"/>
+          <w:i w:val="0"/>
+          <w:sz w:val="24"/>
+        </w:rPr>
+        <w:t>Как это потом ляжет в БД: цены и даты — через CHECK, уникальность места в зале — через UNIQUE, «одно место на сеанс» — через уникальность или проверку в приложении, пересечение сеансов и «место из нужного зала» — скорее через триггер или логику приложения (одним CHECK это плохо ловится).</w:t>
+      </w:r>
+    </w:p>
+    <w:p>
+      <w:pPr>
+        <w:spacing w:after="80"/>
       </w:pPr>
       <w:r>
         <w:rPr>
           <w:rFonts w:ascii="Times New Roman" w:hAnsi="Times New Roman" w:eastAsia="Times New Roman"/>
           <w:b/>
           <w:i w:val="0"/>
-          <w:sz w:val="26"/>
+          <w:sz w:val="24"/>
         </w:rPr>
-        <w:t>Связь правил с процессами</w:t>
+        <w:t>Какие правила к каким процессам относятся</w:t>
       </w:r>
     </w:p>
     <w:tbl>
@@ -3241,7 +2383,7 @@
                 <w:i w:val="0"/>
                 <w:sz w:val="18"/>
               </w:rPr>
-              <w:t>Какие правила защищают</w:t>
+              <w:t>Какие правила держат</w:t>
             </w:r>
           </w:p>
         </w:tc>
@@ -3260,7 +2402,7 @@
                 <w:i w:val="0"/>
                 <w:sz w:val="18"/>
               </w:rPr>
-              <w:t>P1. Планирование сеанса</w:t>
+              <w:t>Планирование сеанса</w:t>
             </w:r>
           </w:p>
         </w:tc>
@@ -3277,7 +2419,7 @@
                 <w:i w:val="0"/>
                 <w:sz w:val="18"/>
               </w:rPr>
-              <w:t>BR-2, BR-3, BR-5</w:t>
+              <w:t>2, 3, 5</w:t>
             </w:r>
           </w:p>
         </w:tc>
@@ -3296,7 +2438,7 @@
                 <w:i w:val="0"/>
                 <w:sz w:val="18"/>
               </w:rPr>
-              <w:t>P2. Продажа билета</w:t>
+              <w:t>Продажа билета</w:t>
             </w:r>
           </w:p>
         </w:tc>
@@ -3313,7 +2455,7 @@
                 <w:i w:val="0"/>
                 <w:sz w:val="18"/>
               </w:rPr>
-              <w:t>BR-1, BR-2, BR-4, BR-7</w:t>
+              <w:t>1, 2, 4, 7</w:t>
             </w:r>
           </w:p>
         </w:tc>
@@ -3332,7 +2474,7 @@
                 <w:i w:val="0"/>
                 <w:sz w:val="18"/>
               </w:rPr>
-              <w:t>P3. Возврат билета</w:t>
+              <w:t>Возврат билета</w:t>
             </w:r>
           </w:p>
         </w:tc>
@@ -3349,7 +2491,7 @@
                 <w:i w:val="0"/>
                 <w:sz w:val="18"/>
               </w:rPr>
-              <w:t>BR-7</w:t>
+              <w:t>7</w:t>
             </w:r>
           </w:p>
         </w:tc>
@@ -3368,7 +2510,7 @@
                 <w:i w:val="0"/>
                 <w:sz w:val="18"/>
               </w:rPr>
-              <w:t>P4–P5. Афиша и отчёты</w:t>
+              <w:t>Афиша и отчёты</w:t>
             </w:r>
           </w:p>
         </w:tc>
@@ -3385,7 +2527,7 @@
                 <w:i w:val="0"/>
                 <w:sz w:val="18"/>
               </w:rPr>
-              <w:t>корректность BR-1, BR-7 при подсчётах</w:t>
+              <w:t>1 и 7 — иначе свободные места и выручка посчитаются криво</w:t>
             </w:r>
           </w:p>
         </w:tc>
@@ -3395,16 +2537,15 @@
     <w:p>
       <w:pPr>
         <w:spacing w:after="80"/>
-        <w:ind w:firstLine="567"/>
       </w:pPr>
       <w:r>
         <w:rPr>
           <w:rFonts w:ascii="Times New Roman" w:hAnsi="Times New Roman" w:eastAsia="Times New Roman"/>
           <w:b w:val="0"/>
           <w:i/>
-          <w:sz w:val="24"/>
+          <w:sz w:val="22"/>
         </w:rPr>
-        <w:t>Следующие пункты методички (состав данных и объёмы, частота операций, требования к производительности) в эту сдачу не входят.</w:t>
+        <w:t>Дальше по методичке идут состав данных, объёмы, частота операций и производительность — в эту часть работы их не включал.</w:t>
       </w:r>
     </w:p>
     <w:sectPr>
